--- a/paytm One97 (1) updated full (2).docx
+++ b/paytm One97 (1) updated full (2).docx
@@ -121,15 +121,33 @@
           <w:sz w:val="20"/>
           <w:szCs w:val="20"/>
         </w:rPr>
-        <w:t>Mandatory Information Form</w:t>
-      </w:r>
+        <w:t xml:space="preserve">Mandatory Information </w:t>
+      </w:r>
+      <w:proofErr w:type="gramStart"/>
       <w:r>
         <w:rPr>
           <w:b/>
           <w:sz w:val="20"/>
           <w:szCs w:val="20"/>
         </w:rPr>
-        <w:t xml:space="preserve"> : to be filled by the Candidate</w:t>
+        <w:t>Form</w:t>
+      </w:r>
+      <w:r>
+        <w:rPr>
+          <w:b/>
+          <w:sz w:val="20"/>
+          <w:szCs w:val="20"/>
+        </w:rPr>
+        <w:t xml:space="preserve"> :</w:t>
+      </w:r>
+      <w:proofErr w:type="gramEnd"/>
+      <w:r>
+        <w:rPr>
+          <w:b/>
+          <w:sz w:val="20"/>
+          <w:szCs w:val="20"/>
+        </w:rPr>
+        <w:t xml:space="preserve"> to be filled by the Candidate</w:t>
       </w:r>
     </w:p>
     <w:p>
@@ -217,7 +235,15 @@
         <w:t>referred by an Employee of One97</w:t>
       </w:r>
       <w:r>
-        <w:t xml:space="preserve">, please provide Employee Id No. : </w:t>
+        <w:t xml:space="preserve">, please provide Employee Id </w:t>
+      </w:r>
+      <w:proofErr w:type="gramStart"/>
+      <w:r>
+        <w:t>No. :</w:t>
+      </w:r>
+      <w:proofErr w:type="gramEnd"/>
+      <w:r>
+        <w:t xml:space="preserve"> </w:t>
       </w:r>
       <w:r>
         <w:rPr>
@@ -487,7 +513,14 @@
         <w:rPr>
           <w:u w:val="single"/>
         </w:rPr>
-        <w:t>(First Name)</w:t>
+        <w:t xml:space="preserve">(First </w:t>
+      </w:r>
+      <w:proofErr w:type="gramStart"/>
+      <w:r>
+        <w:rPr>
+          <w:u w:val="single"/>
+        </w:rPr>
+        <w:t>Name)</w:t>
       </w:r>
       <w:r>
         <w:rPr>
@@ -495,6 +528,7 @@
         </w:rPr>
         <w:t xml:space="preserve">  MOTILAL</w:t>
       </w:r>
+      <w:proofErr w:type="gramEnd"/>
       <w:r>
         <w:rPr>
           <w:u w:val="single"/>
@@ -1734,6 +1768,7 @@
         </w:rPr>
         <w:t xml:space="preserve"> </w:t>
       </w:r>
+      <w:proofErr w:type="gramStart"/>
       <w:r>
         <w:rPr>
           <w:sz w:val="18"/>
@@ -1758,7 +1793,14 @@
         <w:rPr>
           <w:u w:val="single"/>
         </w:rPr>
-        <w:t xml:space="preserve">No:   </w:t>
+        <w:t>No</w:t>
+      </w:r>
+      <w:proofErr w:type="gramEnd"/>
+      <w:r>
+        <w:rPr>
+          <w:u w:val="single"/>
+        </w:rPr>
+        <w:t xml:space="preserve">:   </w:t>
       </w:r>
     </w:p>
     <w:p>
@@ -2401,11 +2443,19 @@
                 <w:b/>
               </w:rPr>
             </w:pPr>
+            <w:proofErr w:type="spellStart"/>
             <w:r>
               <w:rPr>
                 <w:b/>
               </w:rPr>
-              <w:t xml:space="preserve">Emp_ID </w:t>
+              <w:t>Emp_ID</w:t>
+            </w:r>
+            <w:proofErr w:type="spellEnd"/>
+            <w:r>
+              <w:rPr>
+                <w:b/>
+              </w:rPr>
+              <w:t xml:space="preserve"> </w:t>
             </w:r>
           </w:p>
         </w:tc>
@@ -2985,6 +3035,7 @@
       <w:r>
         <w:t xml:space="preserve">: </w:t>
       </w:r>
+      <w:proofErr w:type="gramStart"/>
       <w:r>
         <w:rPr>
           <w:u w:val="single"/>
@@ -2999,10 +3050,15 @@
       </w:r>
       <w:r>
         <w:rPr>
-          <w:u w:val="single"/>
-        </w:rPr>
-        <w:t>Noida</w:t>
-      </w:r>
+          <w:rFonts w:ascii="Calibri" w:hAnsi="Calibri"/>
+          <w:b/>
+          <w:sz w:val="20"/>
+          <w:szCs w:val="20"/>
+          <w:u w:val="single"/>
+        </w:rPr>
+        <w:t>Bangalore</w:t>
+      </w:r>
+      <w:proofErr w:type="gramEnd"/>
       <w:r>
         <w:rPr>
           <w:u w:val="single"/>
@@ -3594,7 +3650,43 @@
           <w:sz w:val="16"/>
           <w:szCs w:val="16"/>
         </w:rPr>
-        <w:t xml:space="preserve">. I agree that all innovations will be the sole and exclusive property of the Company and I hereby assign all of my rights, title or interest in the Innovations and in all related patents, copyrights, trademarks, trade secrets, rights of priority and other proprietary rights to the company. At the Companies request and expense, during and after the period of my employment with the company,  will assist and cooperate with the company in all respects and will execute documents, and Subject to my reasonable availability, give testimony and take further acts requested by the company to obtain, maintain, perfect and enforce for the company patent, copyright, trademark, trade secret and other legal protection for the Innovations. I hereby appoint the president of the company as my attorney-in-fact to execute documents on my behalf for this purpose. I have attached hereto as </w:t>
+        <w:t xml:space="preserve">. I agree that all innovations will be the sole and exclusive property of the Company and I hereby assign all of my rights, title or interest in the Innovations and in all related patents, copyrights, trademarks, trade secrets, rights of priority and other proprietary rights to the company. At the </w:t>
+      </w:r>
+      <w:proofErr w:type="spellStart"/>
+      <w:r>
+        <w:rPr>
+          <w:rFonts w:ascii="Arial" w:hAnsi="Arial" w:cs="Arial"/>
+          <w:sz w:val="16"/>
+          <w:szCs w:val="16"/>
+        </w:rPr>
+        <w:t>Companies</w:t>
+      </w:r>
+      <w:proofErr w:type="spellEnd"/>
+      <w:r>
+        <w:rPr>
+          <w:rFonts w:ascii="Arial" w:hAnsi="Arial" w:cs="Arial"/>
+          <w:sz w:val="16"/>
+          <w:szCs w:val="16"/>
+        </w:rPr>
+        <w:t xml:space="preserve"> request and expense, during and after the period of my employment with the </w:t>
+      </w:r>
+      <w:proofErr w:type="gramStart"/>
+      <w:r>
+        <w:rPr>
+          <w:rFonts w:ascii="Arial" w:hAnsi="Arial" w:cs="Arial"/>
+          <w:sz w:val="16"/>
+          <w:szCs w:val="16"/>
+        </w:rPr>
+        <w:t>company,  will</w:t>
+      </w:r>
+      <w:proofErr w:type="gramEnd"/>
+      <w:r>
+        <w:rPr>
+          <w:rFonts w:ascii="Arial" w:hAnsi="Arial" w:cs="Arial"/>
+          <w:sz w:val="16"/>
+          <w:szCs w:val="16"/>
+        </w:rPr>
+        <w:t xml:space="preserve"> assist and cooperate with the company in all respects and will execute documents, and Subject to my reasonable availability, give testimony and take further acts requested by the company to obtain, maintain, perfect and enforce for the company patent, copyright, trademark, trade secret and other legal protection for the Innovations. I hereby appoint the president of the company as my attorney-in-fact to execute documents on my behalf for this purpose. I have attached hereto as </w:t>
       </w:r>
       <w:r>
         <w:rPr>
@@ -3611,7 +3703,25 @@
           <w:sz w:val="16"/>
           <w:szCs w:val="16"/>
         </w:rPr>
-        <w:t xml:space="preserve"> a list of Innovations as of the date hereof which belong to me and which are not assigned to the company hereunder (the “Prior Innovations”), or, if no such list is attached, I represent that there are no Prior Innovations. </w:t>
+        <w:t xml:space="preserve"> </w:t>
+      </w:r>
+      <w:proofErr w:type="spellStart"/>
+      <w:r>
+        <w:rPr>
+          <w:rFonts w:ascii="Arial" w:hAnsi="Arial" w:cs="Arial"/>
+          <w:sz w:val="16"/>
+          <w:szCs w:val="16"/>
+        </w:rPr>
+        <w:t>a</w:t>
+      </w:r>
+      <w:proofErr w:type="spellEnd"/>
+      <w:r>
+        <w:rPr>
+          <w:rFonts w:ascii="Arial" w:hAnsi="Arial" w:cs="Arial"/>
+          <w:sz w:val="16"/>
+          <w:szCs w:val="16"/>
+        </w:rPr>
+        <w:t xml:space="preserve"> list of Innovations as of the date hereof which belong to me and which are not assigned to the company hereunder (the “Prior Innovations”), or, if no such list is attached, I represent that there are no Prior Innovations. </w:t>
       </w:r>
     </w:p>
     <w:p>
@@ -3660,7 +3770,27 @@
           <w:sz w:val="16"/>
           <w:szCs w:val="16"/>
         </w:rPr>
-        <w:t xml:space="preserve">. I understand that my work as an employee of the company creates a relationship of trust and confidence between myself and the company. During and after the period of my employment with the company, I will not use or disclose or allow anyone else to use or disclose any “Confidential Information” (as defined below) relating to the company, its products, services, suppliers or customers except as may be necessary n the performance of my work for the company or as may be specifically authorized in advance by appropriate officers of he company. </w:t>
+        <w:t xml:space="preserve">. I understand that my work as an employee of the company creates a relationship of trust and confidence between myself and the company. During and after the period of my employment with the company, I will not use or disclose or allow anyone else to use or disclose any “Confidential Information” (as defined below) relating to the company, its products, services, suppliers or customers except as may be necessary n the performance of my work for the company or as may be specifically authorized in advance by appropriate officers of </w:t>
+      </w:r>
+      <w:proofErr w:type="spellStart"/>
+      <w:proofErr w:type="gramStart"/>
+      <w:r>
+        <w:rPr>
+          <w:rFonts w:ascii="Arial" w:hAnsi="Arial" w:cs="Arial"/>
+          <w:sz w:val="16"/>
+          <w:szCs w:val="16"/>
+        </w:rPr>
+        <w:t>he</w:t>
+      </w:r>
+      <w:proofErr w:type="spellEnd"/>
+      <w:proofErr w:type="gramEnd"/>
+      <w:r>
+        <w:rPr>
+          <w:rFonts w:ascii="Arial" w:hAnsi="Arial" w:cs="Arial"/>
+          <w:sz w:val="16"/>
+          <w:szCs w:val="16"/>
+        </w:rPr>
+        <w:t xml:space="preserve"> company. </w:t>
       </w:r>
       <w:r>
         <w:rPr>
@@ -3677,7 +3807,61 @@
           <w:sz w:val="16"/>
           <w:szCs w:val="16"/>
         </w:rPr>
-        <w:t xml:space="preserve"> shall include, but not be limited to, information consisting of research and development, patents, trademarks and copyrights and applications thereto, technical information, computer programs, software, methodologies, innovations, software tools, know-how, knowledge designs drawings, specifications, concepts, data, reports, processes, techniques, documentation, pricing, marketing plans, customer and prospect list, trade secrets, financial information, salaries, business affairs, suppliers, profits, markets, sales strategies, forecasts employee information and any other information not available to general public, whether written or oral which I know or have reason to know the company would like to treat as confidential for any purpose, such as maintaining a competitive advantage or avoiding undesirable publicity. I will keep Confidential information secret and will not allow any unauthorized use of the same , whether r not any document containing it is marked as confidential. These restrictions, however, will not apply to Confidential information hat has become known to the public generally through no fault or breach of mine or that the company regularly gives to third parties without restriction on use or disclosure. Upon termination of my work with the company, I will promptly deliver to the company all documents and materials of any nature pertaining to my work with the company and will not take with me any documents or materials or copies thereof containing any Confidential Information. </w:t>
+        <w:t xml:space="preserve"> shall include, but not be limited to, information consisting of research and development, patents, trademarks and copyrights and applications thereto, technical information, computer programs, software, methodologies, innovations, software tools, know-how, knowledge designs drawings, specifications, concepts, data, reports, processes, techniques, documentation, pricing, marketing plans, customer and prospect list, trade secrets, financial information, salaries, business affairs, suppliers, profits, markets, sales strategies, forecasts employee information and any other information not available to general public, whether written or oral which I know or have reason to know the company would like to treat as confidential for any purpose, such as maintaining a competitive advantage or avoiding undesirable publicity. I will keep Confidential information secret and will not allow any unauthorized use of the </w:t>
+      </w:r>
+      <w:proofErr w:type="gramStart"/>
+      <w:r>
+        <w:rPr>
+          <w:rFonts w:ascii="Arial" w:hAnsi="Arial" w:cs="Arial"/>
+          <w:sz w:val="16"/>
+          <w:szCs w:val="16"/>
+        </w:rPr>
+        <w:t>same ,</w:t>
+      </w:r>
+      <w:proofErr w:type="gramEnd"/>
+      <w:r>
+        <w:rPr>
+          <w:rFonts w:ascii="Arial" w:hAnsi="Arial" w:cs="Arial"/>
+          <w:sz w:val="16"/>
+          <w:szCs w:val="16"/>
+        </w:rPr>
+        <w:t xml:space="preserve"> whether </w:t>
+      </w:r>
+      <w:proofErr w:type="spellStart"/>
+      <w:r>
+        <w:rPr>
+          <w:rFonts w:ascii="Arial" w:hAnsi="Arial" w:cs="Arial"/>
+          <w:sz w:val="16"/>
+          <w:szCs w:val="16"/>
+        </w:rPr>
+        <w:t>r</w:t>
+      </w:r>
+      <w:proofErr w:type="spellEnd"/>
+      <w:r>
+        <w:rPr>
+          <w:rFonts w:ascii="Arial" w:hAnsi="Arial" w:cs="Arial"/>
+          <w:sz w:val="16"/>
+          <w:szCs w:val="16"/>
+        </w:rPr>
+        <w:t xml:space="preserve"> not any document containing it is marked as confidential. These restrictions, however, will not apply to Confidential information </w:t>
+      </w:r>
+      <w:proofErr w:type="spellStart"/>
+      <w:r>
+        <w:rPr>
+          <w:rFonts w:ascii="Arial" w:hAnsi="Arial" w:cs="Arial"/>
+          <w:sz w:val="16"/>
+          <w:szCs w:val="16"/>
+        </w:rPr>
+        <w:t>hat</w:t>
+      </w:r>
+      <w:proofErr w:type="spellEnd"/>
+      <w:r>
+        <w:rPr>
+          <w:rFonts w:ascii="Arial" w:hAnsi="Arial" w:cs="Arial"/>
+          <w:sz w:val="16"/>
+          <w:szCs w:val="16"/>
+        </w:rPr>
+        <w:t xml:space="preserve"> has become known to the public generally through no fault or breach of mine or that the company regularly gives to third parties without restriction on use or disclosure. Upon termination of my work with the company, I will promptly deliver to the company all documents and materials of any nature pertaining to my work with the company and will not take with me any documents or materials or copies thereof containing any Confidential Information. </w:t>
       </w:r>
     </w:p>
     <w:p>
@@ -3734,7 +3918,25 @@
           <w:sz w:val="16"/>
           <w:szCs w:val="16"/>
         </w:rPr>
-        <w:t xml:space="preserve">I understand that the company develops and markets application interaction, products and services. I agree that during the period of my employment and for a period of (12) months thereafter, I will not directly or indirectly: (i) market or sell products or perform services such as are offered or conducted by the company , its affiliates and subsidiaries during the period of my employment, to any customer or  client of the company; particularly with respect to  matters as involved/conducted by me and/or the concerned team in which I am working, and/or related to such matters, during the period of my employment with the company (ii) be employed with, or engage in, manage, operate, be connected with or acquire any interest in, as an advisor, agent, owner, partner, co-venture, principal, director, shareholder, tender or otherwise, any business competitive with the company, its affiliates or subsidiaries, particularly with respect to matters as involved/conducted by me and/or the concerned team in which I am working, and/or related to such matters, during the period of my employment (a “Competitive Business”), except that I may own, in the aggregate, not more than 1% of the outstanding shares of any publicity held corporation which is a competitive Business which has shares listed for trading on securities exchange registered with the securities and Exchange Commission or through the automatic quotation system of a registered securities association. The current list of competitor companies can be found at Annexure 1 hereto, for your reference. I hereby confirm that the </w:t>
+        <w:t>I understand that the company develops and markets application interaction, products and services. I agree that during the period of my employment and for a period of (12) months thereafter, I will not directly or indirectly: (</w:t>
+      </w:r>
+      <w:proofErr w:type="spellStart"/>
+      <w:r>
+        <w:rPr>
+          <w:rFonts w:ascii="Arial" w:hAnsi="Arial" w:cs="Arial"/>
+          <w:sz w:val="16"/>
+          <w:szCs w:val="16"/>
+        </w:rPr>
+        <w:t>i</w:t>
+      </w:r>
+      <w:proofErr w:type="spellEnd"/>
+      <w:r>
+        <w:rPr>
+          <w:rFonts w:ascii="Arial" w:hAnsi="Arial" w:cs="Arial"/>
+          <w:sz w:val="16"/>
+          <w:szCs w:val="16"/>
+        </w:rPr>
+        <w:t xml:space="preserve">) market or sell products or perform services such as are offered or conducted by the company , its affiliates and subsidiaries during the period of my employment, to any customer or  client of the company; particularly with respect to  matters as involved/conducted by me and/or the concerned team in which I am working, and/or related to such matters, during the period of my employment with the company (ii) be employed with, or engage in, manage, operate, be connected with or acquire any interest in, as an advisor, agent, owner, partner, co-venture, principal, director, shareholder, tender or otherwise, any business competitive with the company, its affiliates or subsidiaries, particularly with respect to matters as involved/conducted by me and/or the concerned team in which I am working, and/or related to such matters, during the period of my employment (a “Competitive Business”), except that I may own, in the aggregate, not more than 1% of the outstanding shares of any publicity held corporation which is a competitive Business which has shares listed for trading on securities exchange registered with the securities and Exchange Commission or through the automatic quotation system of a registered securities association. The current list of competitor companies can be found at Annexure 1 hereto, for your reference. I hereby confirm that the </w:t>
       </w:r>
       <w:r>
         <w:rPr>
@@ -3884,7 +4086,33 @@
           <w:szCs w:val="16"/>
           <w:shd w:val="clear" w:color="auto" w:fill="FFFFFF"/>
         </w:rPr>
-        <w:t>I specifically undertake that during the said period of 2 (Two) years immediately following my employment with the company, I will not solicit, directly, indirectly or in any other manner, any business from the customers / clients of the company, either for myself or any organisation or individual that I am associated with in any capacity whatsoever.</w:t>
+        <w:t xml:space="preserve">I specifically undertake that during the said period of 2 (Two) years immediately following my employment with the company, I will not solicit, directly, indirectly or in any other manner, any business from the customers / clients of the company, either for myself or any </w:t>
+      </w:r>
+      <w:proofErr w:type="spellStart"/>
+      <w:r>
+        <w:rPr>
+          <w:rFonts w:ascii="Arial" w:hAnsi="Arial" w:cs="Arial"/>
+          <w:b/>
+          <w:bCs/>
+          <w:color w:val="222222"/>
+          <w:sz w:val="16"/>
+          <w:szCs w:val="16"/>
+          <w:shd w:val="clear" w:color="auto" w:fill="FFFFFF"/>
+        </w:rPr>
+        <w:t>organisation</w:t>
+      </w:r>
+      <w:proofErr w:type="spellEnd"/>
+      <w:r>
+        <w:rPr>
+          <w:rFonts w:ascii="Arial" w:hAnsi="Arial" w:cs="Arial"/>
+          <w:b/>
+          <w:bCs/>
+          <w:color w:val="222222"/>
+          <w:sz w:val="16"/>
+          <w:szCs w:val="16"/>
+          <w:shd w:val="clear" w:color="auto" w:fill="FFFFFF"/>
+        </w:rPr>
+        <w:t xml:space="preserve"> or individual that I am associated with in any capacity whatsoever.</w:t>
       </w:r>
       <w:r>
         <w:rPr>
@@ -3905,7 +4133,29 @@
           <w:szCs w:val="16"/>
           <w:shd w:val="clear" w:color="auto" w:fill="FFFFFF"/>
         </w:rPr>
-        <w:t> During and for a period of 2 (Two) years after the period of my employment with the company, I will not hire or solicit for employment, directly or indirectly, or induce are influence any employee, agent, officer, director, contractor, consultant or other business associate of the company to terminate his or her employment or discontinue such person's consultant, contractor or other business association with the company.</w:t>
+        <w:t xml:space="preserve"> During and for a period of 2 (Two) years after the period of my employment with the company, I will not hire or solicit for employment, directly or indirectly, or induce are influence any employee, agent, officer, director, contractor, </w:t>
+      </w:r>
+      <w:proofErr w:type="gramStart"/>
+      <w:r>
+        <w:rPr>
+          <w:rFonts w:ascii="Arial" w:hAnsi="Arial" w:cs="Arial"/>
+          <w:color w:val="222222"/>
+          <w:sz w:val="16"/>
+          <w:szCs w:val="16"/>
+          <w:shd w:val="clear" w:color="auto" w:fill="FFFFFF"/>
+        </w:rPr>
+        <w:t>consultant</w:t>
+      </w:r>
+      <w:proofErr w:type="gramEnd"/>
+      <w:r>
+        <w:rPr>
+          <w:rFonts w:ascii="Arial" w:hAnsi="Arial" w:cs="Arial"/>
+          <w:color w:val="222222"/>
+          <w:sz w:val="16"/>
+          <w:szCs w:val="16"/>
+          <w:shd w:val="clear" w:color="auto" w:fill="FFFFFF"/>
+        </w:rPr>
+        <w:t xml:space="preserve"> or other business associate of the company to terminate his or her employment or discontinue such person's consultant, contractor or other business association with the company.</w:t>
       </w:r>
     </w:p>
     <w:p>
@@ -3974,8 +4224,27 @@
           <w:sz w:val="16"/>
           <w:szCs w:val="16"/>
         </w:rPr>
-        <w:t xml:space="preserve">subsidiaries, the duration and geographic scope of the non-competition and non-solicitation provisions set forth above are reasonable. In the event that any court determines that the duration or the geographic scope, or both, are unreasonable and that either of such provisions are to that extent unenforceable, the parties hereto agree that such provision shall remain in full force and effect for the greatest time period and in the greatest area that would not render it unenforceable. The parties intend that the non-competition and non-solicitation provisions herein shall be deemed to be a series of separate covenants, one for </w:t>
-      </w:r>
+        <w:t xml:space="preserve">subsidiaries, the duration and geographic scope of the non-competition and non-solicitation provisions set forth above are reasonable. </w:t>
+      </w:r>
+      <w:proofErr w:type="gramStart"/>
+      <w:r>
+        <w:rPr>
+          <w:rFonts w:ascii="Arial" w:hAnsi="Arial" w:cs="Arial"/>
+          <w:sz w:val="16"/>
+          <w:szCs w:val="16"/>
+        </w:rPr>
+        <w:t>In the event that</w:t>
+      </w:r>
+      <w:proofErr w:type="gramEnd"/>
+      <w:r>
+        <w:rPr>
+          <w:rFonts w:ascii="Arial" w:hAnsi="Arial" w:cs="Arial"/>
+          <w:sz w:val="16"/>
+          <w:szCs w:val="16"/>
+        </w:rPr>
+        <w:t xml:space="preserve"> any court determines that the duration or the geographic scope, or both, are unreasonable and that either of such provisions are to that extent unenforceable, the parties hereto agree that such provision shall remain in full force and effect for the greatest time period and in the greatest area that would not render it unenforceable. The parties intend that the non-competition and non-solicitation provisions herein shall be deemed to be a series of separate covenants, one for </w:t>
+      </w:r>
+      <w:proofErr w:type="gramStart"/>
       <w:r>
         <w:rPr>
           <w:rFonts w:ascii="Arial" w:hAnsi="Arial" w:cs="Arial"/>
@@ -3983,7 +4252,34 @@
           <w:szCs w:val="16"/>
         </w:rPr>
         <w:lastRenderedPageBreak/>
-        <w:t xml:space="preserve">each and every country for each and every state of the India and each and every political subdivision of each and every country outside India where this provision is intended to be effective. I agree that damages are an inadequate remedy for any breach of such provisions and that the company, its affiliates and subsidiaries, shall, whether or not they are pursuing any potential remedies at law, be entitled to equitable relief in the form of preliminary and permanent injunctions without bond or other security upon any actual or threatened breach of either of these provisions. If I violate either of Section 5 or Section 6 herein, the duration of such section automatically shall be extended against me for a period equal to the period during which I shall have been in violation of such section. The covenants contained in the non-competition and non-solicitation provisions set forth above are deemed to be material and the company is entering into this Agreement relying on such covenants. </w:t>
+        <w:t>each and every</w:t>
+      </w:r>
+      <w:proofErr w:type="gramEnd"/>
+      <w:r>
+        <w:rPr>
+          <w:rFonts w:ascii="Arial" w:hAnsi="Arial" w:cs="Arial"/>
+          <w:sz w:val="16"/>
+          <w:szCs w:val="16"/>
+        </w:rPr>
+        <w:t xml:space="preserve"> country for each and every state of the India and each and every political subdivision of each and every country outside India where this provision is intended to be effective. I agree that damages are an inadequate remedy for any breach of such provisions and that the company, its </w:t>
+      </w:r>
+      <w:proofErr w:type="gramStart"/>
+      <w:r>
+        <w:rPr>
+          <w:rFonts w:ascii="Arial" w:hAnsi="Arial" w:cs="Arial"/>
+          <w:sz w:val="16"/>
+          <w:szCs w:val="16"/>
+        </w:rPr>
+        <w:t>affiliates</w:t>
+      </w:r>
+      <w:proofErr w:type="gramEnd"/>
+      <w:r>
+        <w:rPr>
+          <w:rFonts w:ascii="Arial" w:hAnsi="Arial" w:cs="Arial"/>
+          <w:sz w:val="16"/>
+          <w:szCs w:val="16"/>
+        </w:rPr>
+        <w:t xml:space="preserve"> and subsidiaries, shall, whether or not they are pursuing any potential remedies at law, be entitled to equitable relief in the form of preliminary and permanent injunctions without bond or other security upon any actual or threatened breach of either of these provisions. If I violate either of Section 5 or Section 6 herein, the duration of such section automatically shall be extended against me for a period equal to the period during which I shall have been in violation of such section. The covenants contained in the non-competition and non-solicitation provisions set forth above are deemed to be material and the company is entering into this Agreement relying on such covenants. </w:t>
       </w:r>
     </w:p>
     <w:p>
@@ -4021,7 +4317,25 @@
           <w:sz w:val="16"/>
           <w:szCs w:val="16"/>
         </w:rPr>
-        <w:t xml:space="preserve">. I represent that my performance of all terms of this Agreement and my duties as an employee of the company will not breach any invention assignment agreement, confidential information agreement, non-competition agreement, non-solicitation agreement or other agreement with any present or former employer or other party. I represent that I have not and will not bring with me to the company or use in the performance of my duties for he Company any documents or materials of a present or former employer that are not generally available to the public. </w:t>
+        <w:t xml:space="preserve">. I represent that my performance of all terms of this Agreement and my duties as an employee of the company will not breach any invention assignment agreement, confidential information agreement, non-competition agreement, non-solicitation agreement or other agreement with any present or former employer or other party. I represent that I have not and will not bring with me to the company or use in the performance of my duties for </w:t>
+      </w:r>
+      <w:proofErr w:type="spellStart"/>
+      <w:r>
+        <w:rPr>
+          <w:rFonts w:ascii="Arial" w:hAnsi="Arial" w:cs="Arial"/>
+          <w:sz w:val="16"/>
+          <w:szCs w:val="16"/>
+        </w:rPr>
+        <w:t>he</w:t>
+      </w:r>
+      <w:proofErr w:type="spellEnd"/>
+      <w:r>
+        <w:rPr>
+          <w:rFonts w:ascii="Arial" w:hAnsi="Arial" w:cs="Arial"/>
+          <w:sz w:val="16"/>
+          <w:szCs w:val="16"/>
+        </w:rPr>
+        <w:t xml:space="preserve"> Company any documents or materials of a present or former employer that are not generally available to the public. </w:t>
       </w:r>
     </w:p>
     <w:p>
@@ -4285,7 +4599,25 @@
           <w:sz w:val="16"/>
           <w:szCs w:val="16"/>
         </w:rPr>
-        <w:t xml:space="preserve">. The laws of the state of Delhi in the country of India shall govern the interpretation, validity and performance of the terms of this agreement, regardless of the law that might be applied under principles of conflicts of law. </w:t>
+        <w:t xml:space="preserve">. The laws of the state of Delhi in the country of India shall govern the interpretation, </w:t>
+      </w:r>
+      <w:proofErr w:type="gramStart"/>
+      <w:r>
+        <w:rPr>
+          <w:rFonts w:ascii="Arial" w:hAnsi="Arial" w:cs="Arial"/>
+          <w:sz w:val="16"/>
+          <w:szCs w:val="16"/>
+        </w:rPr>
+        <w:t>validity</w:t>
+      </w:r>
+      <w:proofErr w:type="gramEnd"/>
+      <w:r>
+        <w:rPr>
+          <w:rFonts w:ascii="Arial" w:hAnsi="Arial" w:cs="Arial"/>
+          <w:sz w:val="16"/>
+          <w:szCs w:val="16"/>
+        </w:rPr>
+        <w:t xml:space="preserve"> and performance of the terms of this agreement, regardless of the law that might be applied under principles of conflicts of law. </w:t>
       </w:r>
     </w:p>
     <w:p>
@@ -4529,7 +4861,25 @@
           <w:sz w:val="16"/>
           <w:szCs w:val="16"/>
         </w:rPr>
-        <w:t xml:space="preserve">This appointment is made on the basis of information provided by you in the application and also at the time of interview if it proves untrue/ incorrect any time, the company reserves its right to take appropriate action including forthwith termination of your services. </w:t>
+        <w:t xml:space="preserve">This appointment is made </w:t>
+      </w:r>
+      <w:proofErr w:type="gramStart"/>
+      <w:r>
+        <w:rPr>
+          <w:rFonts w:ascii="Arial" w:hAnsi="Arial" w:cs="Arial"/>
+          <w:sz w:val="16"/>
+          <w:szCs w:val="16"/>
+        </w:rPr>
+        <w:t>on the basis of</w:t>
+      </w:r>
+      <w:proofErr w:type="gramEnd"/>
+      <w:r>
+        <w:rPr>
+          <w:rFonts w:ascii="Arial" w:hAnsi="Arial" w:cs="Arial"/>
+          <w:sz w:val="16"/>
+          <w:szCs w:val="16"/>
+        </w:rPr>
+        <w:t xml:space="preserve"> information provided by you in the application and also at the time of interview if it proves untrue/ incorrect any time, the company reserves its right to take appropriate action including forthwith termination of your services. </w:t>
       </w:r>
     </w:p>
     <w:p>
@@ -5096,8 +5446,19 @@
           <w:szCs w:val="16"/>
           <w:u w:val="single"/>
         </w:rPr>
-        <w:t>Motilal Meher</w:t>
-      </w:r>
+        <w:t xml:space="preserve">Motilal </w:t>
+      </w:r>
+      <w:proofErr w:type="spellStart"/>
+      <w:r>
+        <w:rPr>
+          <w:rFonts w:ascii="Arial" w:hAnsi="Arial" w:cs="Arial"/>
+          <w:sz w:val="16"/>
+          <w:szCs w:val="16"/>
+          <w:u w:val="single"/>
+        </w:rPr>
+        <w:t>Meher</w:t>
+      </w:r>
+      <w:proofErr w:type="spellEnd"/>
       <w:r>
         <w:rPr>
           <w:rFonts w:ascii="Arial" w:hAnsi="Arial" w:cs="Arial"/>
@@ -5276,6 +5637,7 @@
           <w:szCs w:val="20"/>
         </w:rPr>
       </w:pPr>
+      <w:proofErr w:type="spellStart"/>
       <w:r>
         <w:rPr>
           <w:rFonts w:ascii="Arial" w:hAnsi="Arial" w:cs="Arial"/>
@@ -5284,6 +5646,7 @@
         </w:rPr>
         <w:t>GooglePay</w:t>
       </w:r>
+      <w:proofErr w:type="spellEnd"/>
     </w:p>
     <w:p>
       <w:pPr>
@@ -5298,6 +5661,7 @@
           <w:szCs w:val="20"/>
         </w:rPr>
       </w:pPr>
+      <w:proofErr w:type="spellStart"/>
       <w:r>
         <w:rPr>
           <w:rFonts w:ascii="Arial" w:hAnsi="Arial" w:cs="Arial"/>
@@ -5306,6 +5670,7 @@
         </w:rPr>
         <w:t>PhonePe</w:t>
       </w:r>
+      <w:proofErr w:type="spellEnd"/>
     </w:p>
     <w:p>
       <w:pPr>
@@ -5320,6 +5685,7 @@
           <w:szCs w:val="20"/>
         </w:rPr>
       </w:pPr>
+      <w:proofErr w:type="spellStart"/>
       <w:r>
         <w:rPr>
           <w:rFonts w:ascii="Arial" w:hAnsi="Arial" w:cs="Arial"/>
@@ -5328,6 +5694,7 @@
         </w:rPr>
         <w:t>AmazonPay</w:t>
       </w:r>
+      <w:proofErr w:type="spellEnd"/>
     </w:p>
     <w:p>
       <w:pPr>
@@ -5364,6 +5731,7 @@
           <w:szCs w:val="20"/>
         </w:rPr>
       </w:pPr>
+      <w:proofErr w:type="spellStart"/>
       <w:r>
         <w:rPr>
           <w:rFonts w:ascii="Arial" w:hAnsi="Arial" w:cs="Arial"/>
@@ -5372,6 +5740,7 @@
         </w:rPr>
         <w:t>WhatsAppPayment</w:t>
       </w:r>
+      <w:proofErr w:type="spellEnd"/>
     </w:p>
     <w:p>
       <w:pPr>
@@ -5408,6 +5777,7 @@
           <w:szCs w:val="20"/>
         </w:rPr>
       </w:pPr>
+      <w:proofErr w:type="spellStart"/>
       <w:r>
         <w:rPr>
           <w:rFonts w:ascii="Arial" w:hAnsi="Arial" w:cs="Arial"/>
@@ -5416,6 +5786,7 @@
         </w:rPr>
         <w:t>BharatPe</w:t>
       </w:r>
+      <w:proofErr w:type="spellEnd"/>
     </w:p>
     <w:p>
       <w:pPr>
@@ -5430,6 +5801,7 @@
           <w:szCs w:val="20"/>
         </w:rPr>
       </w:pPr>
+      <w:proofErr w:type="spellStart"/>
       <w:r>
         <w:rPr>
           <w:rFonts w:ascii="Arial" w:hAnsi="Arial" w:cs="Arial"/>
@@ -5438,6 +5810,7 @@
         </w:rPr>
         <w:t>Jiopay</w:t>
       </w:r>
+      <w:proofErr w:type="spellEnd"/>
     </w:p>
     <w:p>
       <w:pPr>
@@ -5452,6 +5825,7 @@
           <w:szCs w:val="20"/>
         </w:rPr>
       </w:pPr>
+      <w:proofErr w:type="spellStart"/>
       <w:r>
         <w:rPr>
           <w:rFonts w:ascii="Arial" w:hAnsi="Arial" w:cs="Arial"/>
@@ -5460,6 +5834,7 @@
         </w:rPr>
         <w:t>Razorpay</w:t>
       </w:r>
+      <w:proofErr w:type="spellEnd"/>
     </w:p>
     <w:p>
       <w:pPr>
@@ -5504,6 +5879,7 @@
           <w:szCs w:val="20"/>
         </w:rPr>
       </w:pPr>
+      <w:proofErr w:type="spellStart"/>
       <w:r>
         <w:rPr>
           <w:rFonts w:ascii="Arial" w:hAnsi="Arial" w:cs="Arial"/>
@@ -5512,6 +5888,7 @@
         </w:rPr>
         <w:t>PayU</w:t>
       </w:r>
+      <w:proofErr w:type="spellEnd"/>
     </w:p>
     <w:p>
       <w:pPr>
@@ -5526,6 +5903,7 @@
           <w:szCs w:val="20"/>
         </w:rPr>
       </w:pPr>
+      <w:proofErr w:type="spellStart"/>
       <w:r>
         <w:rPr>
           <w:rFonts w:ascii="Arial" w:hAnsi="Arial" w:cs="Arial"/>
@@ -5534,6 +5912,7 @@
         </w:rPr>
         <w:t>Zerodha</w:t>
       </w:r>
+      <w:proofErr w:type="spellEnd"/>
     </w:p>
     <w:p>
       <w:pPr>
@@ -5548,6 +5927,7 @@
           <w:szCs w:val="20"/>
         </w:rPr>
       </w:pPr>
+      <w:proofErr w:type="spellStart"/>
       <w:r>
         <w:rPr>
           <w:rFonts w:ascii="Arial" w:hAnsi="Arial" w:cs="Arial"/>
@@ -5556,6 +5936,7 @@
         </w:rPr>
         <w:t>Upstox</w:t>
       </w:r>
+      <w:proofErr w:type="spellEnd"/>
     </w:p>
     <w:p>
       <w:pPr>
@@ -5570,6 +5951,7 @@
           <w:szCs w:val="20"/>
         </w:rPr>
       </w:pPr>
+      <w:proofErr w:type="spellStart"/>
       <w:r>
         <w:rPr>
           <w:rFonts w:ascii="Arial" w:hAnsi="Arial" w:cs="Arial"/>
@@ -5578,6 +5960,7 @@
         </w:rPr>
         <w:t>Groww</w:t>
       </w:r>
+      <w:proofErr w:type="spellEnd"/>
     </w:p>
     <w:p>
       <w:pPr>
@@ -5850,8 +6233,19 @@
           <w:szCs w:val="16"/>
           <w:u w:val="single"/>
         </w:rPr>
-        <w:t>Motilal Meher</w:t>
-      </w:r>
+        <w:t xml:space="preserve">Motilal </w:t>
+      </w:r>
+      <w:proofErr w:type="spellStart"/>
+      <w:r>
+        <w:rPr>
+          <w:rFonts w:ascii="Arial" w:hAnsi="Arial" w:cs="Arial"/>
+          <w:sz w:val="16"/>
+          <w:szCs w:val="16"/>
+          <w:u w:val="single"/>
+        </w:rPr>
+        <w:t>Meher</w:t>
+      </w:r>
+      <w:proofErr w:type="spellEnd"/>
       <w:r>
         <w:rPr>
           <w:rFonts w:ascii="Arial" w:hAnsi="Arial" w:cs="Arial"/>
@@ -6088,7 +6482,61 @@
           <w:sz w:val="16"/>
           <w:szCs w:val="16"/>
         </w:rPr>
-        <w:t xml:space="preserve"> herewith submit my Aadhaar number and voluntarily give my consent to ; share with you a copy of Aadhaar/UID number issued by the UIDAI, Government of India for incorporating the same in the employment records and authorise you to share them with Statutory/ Government Bodies such as Employee’s Provident Fund Organisation.”</w:t>
+        <w:t xml:space="preserve"> herewith submit my Aadhaar number and voluntarily give my consent </w:t>
+      </w:r>
+      <w:proofErr w:type="gramStart"/>
+      <w:r>
+        <w:rPr>
+          <w:rFonts w:ascii="Arial" w:hAnsi="Arial" w:cs="Arial"/>
+          <w:sz w:val="16"/>
+          <w:szCs w:val="16"/>
+        </w:rPr>
+        <w:t>to ;</w:t>
+      </w:r>
+      <w:proofErr w:type="gramEnd"/>
+      <w:r>
+        <w:rPr>
+          <w:rFonts w:ascii="Arial" w:hAnsi="Arial" w:cs="Arial"/>
+          <w:sz w:val="16"/>
+          <w:szCs w:val="16"/>
+        </w:rPr>
+        <w:t xml:space="preserve"> share with you a copy of Aadhaar/UID number issued by the UIDAI, Government of India for incorporating the same in the employment records and </w:t>
+      </w:r>
+      <w:proofErr w:type="spellStart"/>
+      <w:r>
+        <w:rPr>
+          <w:rFonts w:ascii="Arial" w:hAnsi="Arial" w:cs="Arial"/>
+          <w:sz w:val="16"/>
+          <w:szCs w:val="16"/>
+        </w:rPr>
+        <w:t>authorise</w:t>
+      </w:r>
+      <w:proofErr w:type="spellEnd"/>
+      <w:r>
+        <w:rPr>
+          <w:rFonts w:ascii="Arial" w:hAnsi="Arial" w:cs="Arial"/>
+          <w:sz w:val="16"/>
+          <w:szCs w:val="16"/>
+        </w:rPr>
+        <w:t xml:space="preserve"> you to share them with Statutory/ Government Bodies such as Employee’s Provident Fund </w:t>
+      </w:r>
+      <w:proofErr w:type="spellStart"/>
+      <w:r>
+        <w:rPr>
+          <w:rFonts w:ascii="Arial" w:hAnsi="Arial" w:cs="Arial"/>
+          <w:sz w:val="16"/>
+          <w:szCs w:val="16"/>
+        </w:rPr>
+        <w:t>Organisation</w:t>
+      </w:r>
+      <w:proofErr w:type="spellEnd"/>
+      <w:r>
+        <w:rPr>
+          <w:rFonts w:ascii="Arial" w:hAnsi="Arial" w:cs="Arial"/>
+          <w:sz w:val="16"/>
+          <w:szCs w:val="16"/>
+        </w:rPr>
+        <w:t>.”</w:t>
       </w:r>
     </w:p>
     <w:p>
@@ -6675,7 +7123,21 @@
         <w:rPr>
           <w:rFonts w:ascii="Calibri" w:hAnsi="Calibri" w:cs="Open Sans"/>
         </w:rPr>
-        <w:t>The Corporate Code of Conduct has been prepared to help you understand One97 Communications Limited’s (hereby referred to as ‘ Company’ or ‘One97’) standards of ethical business practice and to comply with the same.</w:t>
+        <w:t xml:space="preserve">The Corporate Code of Conduct has been prepared to help you understand One97 Communications Limited’s (hereby referred to as </w:t>
+      </w:r>
+      <w:proofErr w:type="gramStart"/>
+      <w:r>
+        <w:rPr>
+          <w:rFonts w:ascii="Calibri" w:hAnsi="Calibri" w:cs="Open Sans"/>
+        </w:rPr>
+        <w:t>‘ Company</w:t>
+      </w:r>
+      <w:proofErr w:type="gramEnd"/>
+      <w:r>
+        <w:rPr>
+          <w:rFonts w:ascii="Calibri" w:hAnsi="Calibri" w:cs="Open Sans"/>
+        </w:rPr>
+        <w:t>’ or ‘One97’) standards of ethical business practice and to comply with the same.</w:t>
       </w:r>
     </w:p>
     <w:p>
@@ -7790,7 +8252,21 @@
         <w:rPr>
           <w:rFonts w:ascii="Calibri" w:hAnsi="Calibri" w:cs="Open Sans"/>
         </w:rPr>
-        <w:t>We are expected to conduct our daily activities for the Company in compliance with all Company policies, legal obligations and contractual obligations. This includes complying with the Company policies, procedures, rules, regulations and its contracts with its business associates.</w:t>
+        <w:t xml:space="preserve">We are expected to conduct our daily activities for the Company in compliance with all Company policies, legal </w:t>
+      </w:r>
+      <w:proofErr w:type="gramStart"/>
+      <w:r>
+        <w:rPr>
+          <w:rFonts w:ascii="Calibri" w:hAnsi="Calibri" w:cs="Open Sans"/>
+        </w:rPr>
+        <w:t>obligations</w:t>
+      </w:r>
+      <w:proofErr w:type="gramEnd"/>
+      <w:r>
+        <w:rPr>
+          <w:rFonts w:ascii="Calibri" w:hAnsi="Calibri" w:cs="Open Sans"/>
+        </w:rPr>
+        <w:t xml:space="preserve"> and contractual obligations. This includes complying with the Company policies, procedures, rules, regulations and its contracts with its business associates.</w:t>
       </w:r>
     </w:p>
     <w:p>
@@ -7924,13 +8400,27 @@
         <w:rPr>
           <w:rFonts w:ascii="Calibri" w:hAnsi="Calibri" w:cs="Open Sans"/>
         </w:rPr>
-        <w:t xml:space="preserve"> which may provide any or undue</w:t>
-      </w:r>
-      <w:r>
-        <w:rPr>
-          <w:rFonts w:ascii="Calibri" w:hAnsi="Calibri" w:cs="Open Sans"/>
-        </w:rPr>
-        <w:t>advantage to outsiders and/or cause any kind of loss to the Company</w:t>
+        <w:t xml:space="preserve"> which may provide any or </w:t>
+      </w:r>
+      <w:proofErr w:type="spellStart"/>
+      <w:r>
+        <w:rPr>
+          <w:rFonts w:ascii="Calibri" w:hAnsi="Calibri" w:cs="Open Sans"/>
+        </w:rPr>
+        <w:t>undue</w:t>
+      </w:r>
+      <w:r>
+        <w:rPr>
+          <w:rFonts w:ascii="Calibri" w:hAnsi="Calibri" w:cs="Open Sans"/>
+        </w:rPr>
+        <w:t>advantage</w:t>
+      </w:r>
+      <w:proofErr w:type="spellEnd"/>
+      <w:r>
+        <w:rPr>
+          <w:rFonts w:ascii="Calibri" w:hAnsi="Calibri" w:cs="Open Sans"/>
+        </w:rPr>
+        <w:t xml:space="preserve"> to outsiders and/or cause any kind of loss to the Company</w:t>
       </w:r>
     </w:p>
     <w:p>
@@ -8169,7 +8659,21 @@
         <w:rPr>
           <w:rFonts w:ascii="Calibri" w:hAnsi="Calibri" w:cs="Open Sans"/>
         </w:rPr>
-        <w:t>It is expected that all Personnel, at all times, will ensure that personal behavior in the workplace and in the presence of our business associates is impeccable.</w:t>
+        <w:t xml:space="preserve">It is expected that all Personnel, </w:t>
+      </w:r>
+      <w:proofErr w:type="gramStart"/>
+      <w:r>
+        <w:rPr>
+          <w:rFonts w:ascii="Calibri" w:hAnsi="Calibri" w:cs="Open Sans"/>
+        </w:rPr>
+        <w:t>at all times</w:t>
+      </w:r>
+      <w:proofErr w:type="gramEnd"/>
+      <w:r>
+        <w:rPr>
+          <w:rFonts w:ascii="Calibri" w:hAnsi="Calibri" w:cs="Open Sans"/>
+        </w:rPr>
+        <w:t>, will ensure that personal behavior in the workplace and in the presence of our business associates is impeccable.</w:t>
       </w:r>
     </w:p>
     <w:p>
@@ -8663,7 +9167,21 @@
         <w:rPr>
           <w:rFonts w:ascii="Calibri" w:hAnsi="Calibri" w:cs="Open Sans"/>
         </w:rPr>
-        <w:t>One97 and all its affiliate Companies shall provide equal opportunities to all its employees / Personnel and all qualified applicants for employment without regard to their race, caste, religion, colour, ancestry, marital status, gender, sexual orientation, age, nationality, ethnic origin or disability.</w:t>
+        <w:t xml:space="preserve">One97 and all its affiliate Companies shall provide equal opportunities to all its employees / Personnel and all qualified applicants for employment without regard to their race, caste, religion, </w:t>
+      </w:r>
+      <w:proofErr w:type="spellStart"/>
+      <w:r>
+        <w:rPr>
+          <w:rFonts w:ascii="Calibri" w:hAnsi="Calibri" w:cs="Open Sans"/>
+        </w:rPr>
+        <w:t>colour</w:t>
+      </w:r>
+      <w:proofErr w:type="spellEnd"/>
+      <w:r>
+        <w:rPr>
+          <w:rFonts w:ascii="Calibri" w:hAnsi="Calibri" w:cs="Open Sans"/>
+        </w:rPr>
+        <w:t>, ancestry, marital status, gender, sexual orientation, age, nationality, ethnic origin or disability.</w:t>
       </w:r>
     </w:p>
     <w:p>
@@ -8693,7 +9211,21 @@
         <w:rPr>
           <w:rFonts w:ascii="Calibri" w:hAnsi="Calibri" w:cs="Open Sans"/>
         </w:rPr>
-        <w:t>Human Resource policies shall promote diversity and equality in the workplace, as well as compliance with all local labour laws, while encouraging the adoption of international best practices.</w:t>
+        <w:t xml:space="preserve">Human Resource policies shall promote diversity and equality in the workplace, as well as compliance with all local </w:t>
+      </w:r>
+      <w:proofErr w:type="spellStart"/>
+      <w:r>
+        <w:rPr>
+          <w:rFonts w:ascii="Calibri" w:hAnsi="Calibri" w:cs="Open Sans"/>
+        </w:rPr>
+        <w:t>labour</w:t>
+      </w:r>
+      <w:proofErr w:type="spellEnd"/>
+      <w:r>
+        <w:rPr>
+          <w:rFonts w:ascii="Calibri" w:hAnsi="Calibri" w:cs="Open Sans"/>
+        </w:rPr>
+        <w:t xml:space="preserve"> laws, while encouraging the adoption of international best practices.</w:t>
       </w:r>
     </w:p>
     <w:p>
@@ -8880,7 +9412,21 @@
           <w:rFonts w:ascii="Calibri" w:hAnsi="Calibri" w:cs="Open Sans"/>
         </w:rPr>
         <w:lastRenderedPageBreak/>
-        <w:t>Neither One97’s employees nor any partners, personnel acting on its behalf, may accept any gifts from any other person in connection with their work for the Company unless they are of a nominal value and it is clear that nothing is expected of the employee or intermediary in return.</w:t>
+        <w:t xml:space="preserve">Neither One97’s employees nor any partners, personnel acting on its behalf, may accept any gifts from any other person in connection with their work for the Company unless they are of a nominal value and </w:t>
+      </w:r>
+      <w:proofErr w:type="gramStart"/>
+      <w:r>
+        <w:rPr>
+          <w:rFonts w:ascii="Calibri" w:hAnsi="Calibri" w:cs="Open Sans"/>
+        </w:rPr>
+        <w:t>it is clear that nothing</w:t>
+      </w:r>
+      <w:proofErr w:type="gramEnd"/>
+      <w:r>
+        <w:rPr>
+          <w:rFonts w:ascii="Calibri" w:hAnsi="Calibri" w:cs="Open Sans"/>
+        </w:rPr>
+        <w:t xml:space="preserve"> is expected of the employee or intermediary in return.</w:t>
       </w:r>
     </w:p>
     <w:p>
@@ -8910,7 +9456,21 @@
         <w:rPr>
           <w:rFonts w:ascii="Calibri" w:hAnsi="Calibri" w:cs="Open Sans"/>
         </w:rPr>
-        <w:t>One97’s employees and personnel may offer gifts to other business associates of a nominal value, if it is clear that nothing is expected in return. In case, gifts offered or received by the employees or intermediaries, acting on Company’s behalf, are more than the nominal value, it must be pre-approved by the Compliance Officer and only if the gift is not intended to improperly influence any act, conduct, or decision.</w:t>
+        <w:t xml:space="preserve">One97’s employees and personnel may offer gifts to other business associates of a nominal value, if </w:t>
+      </w:r>
+      <w:proofErr w:type="gramStart"/>
+      <w:r>
+        <w:rPr>
+          <w:rFonts w:ascii="Calibri" w:hAnsi="Calibri" w:cs="Open Sans"/>
+        </w:rPr>
+        <w:t>it is clear that nothing</w:t>
+      </w:r>
+      <w:proofErr w:type="gramEnd"/>
+      <w:r>
+        <w:rPr>
+          <w:rFonts w:ascii="Calibri" w:hAnsi="Calibri" w:cs="Open Sans"/>
+        </w:rPr>
+        <w:t xml:space="preserve"> is expected in return. In case, gifts offered or received by the employees or intermediaries, acting on Company’s behalf, are more than the nominal value, it must be pre-approved by the Compliance Officer and only if the gift is not intended to improperly influence any act, conduct, or decision.</w:t>
       </w:r>
     </w:p>
     <w:p>
@@ -9006,7 +9566,21 @@
         <w:rPr>
           <w:rFonts w:ascii="Calibri" w:hAnsi="Calibri" w:cs="Open Sans"/>
         </w:rPr>
-        <w:t>Data of One97 and its affiliate companies and partners is made available to employees on need to know basis</w:t>
+        <w:t xml:space="preserve">Data of One97 and its affiliate companies and partners </w:t>
+      </w:r>
+      <w:proofErr w:type="gramStart"/>
+      <w:r>
+        <w:rPr>
+          <w:rFonts w:ascii="Calibri" w:hAnsi="Calibri" w:cs="Open Sans"/>
+        </w:rPr>
+        <w:t>is</w:t>
+      </w:r>
+      <w:proofErr w:type="gramEnd"/>
+      <w:r>
+        <w:rPr>
+          <w:rFonts w:ascii="Calibri" w:hAnsi="Calibri" w:cs="Open Sans"/>
+        </w:rPr>
+        <w:t xml:space="preserve"> made available to employees on need to know basis</w:t>
       </w:r>
       <w:r>
         <w:rPr>
@@ -9540,7 +10114,21 @@
         <w:rPr>
           <w:rFonts w:ascii="Calibri" w:hAnsi="Calibri" w:cs="Open Sans"/>
         </w:rPr>
-        <w:t>Attempt to use undue influence in order to obtain any favourable performance of official duties or decision</w:t>
+        <w:t xml:space="preserve">Attempt to use undue influence in order to obtain any </w:t>
+      </w:r>
+      <w:proofErr w:type="spellStart"/>
+      <w:r>
+        <w:rPr>
+          <w:rFonts w:ascii="Calibri" w:hAnsi="Calibri" w:cs="Open Sans"/>
+        </w:rPr>
+        <w:t>favourable</w:t>
+      </w:r>
+      <w:proofErr w:type="spellEnd"/>
+      <w:r>
+        <w:rPr>
+          <w:rFonts w:ascii="Calibri" w:hAnsi="Calibri" w:cs="Open Sans"/>
+        </w:rPr>
+        <w:t xml:space="preserve"> performance of official duties or decision</w:t>
       </w:r>
     </w:p>
     <w:p>
@@ -9742,7 +10330,21 @@
         <w:rPr>
           <w:rFonts w:ascii="Calibri" w:hAnsi="Calibri" w:cs="Open Sans"/>
         </w:rPr>
-        <w:t>The following conflicts of interests are prohibited, a personnel shall not:</w:t>
+        <w:t xml:space="preserve">The following conflicts of interests are prohibited, </w:t>
+      </w:r>
+      <w:proofErr w:type="gramStart"/>
+      <w:r>
+        <w:rPr>
+          <w:rFonts w:ascii="Calibri" w:hAnsi="Calibri" w:cs="Open Sans"/>
+        </w:rPr>
+        <w:t>a personnel</w:t>
+      </w:r>
+      <w:proofErr w:type="gramEnd"/>
+      <w:r>
+        <w:rPr>
+          <w:rFonts w:ascii="Calibri" w:hAnsi="Calibri" w:cs="Open Sans"/>
+        </w:rPr>
+        <w:t xml:space="preserve"> shall not:</w:t>
       </w:r>
     </w:p>
     <w:p>
@@ -9905,7 +10507,35 @@
         <w:rPr>
           <w:rFonts w:ascii="Calibri" w:hAnsi="Calibri" w:cs="Open Sans"/>
         </w:rPr>
-        <w:t>The Company does not promote and hire relatives in the Company. Members of a Personnel’s immediate family (defined as parents, children, spouse, siblings, grandparents and those same relationships engendered by in-laws, adoptions and step-families) and members of a Personnel’s household will not be considered for employment. However, such cases can be considered on case to case basis at times with certain conditions and written approval from the head</w:t>
+        <w:t xml:space="preserve">The Company does not promote and hire relatives in the Company. Members of a Personnel’s immediate family (defined as parents, children, spouse, siblings, grandparents and those same relationships engendered by in-laws, adoptions and </w:t>
+      </w:r>
+      <w:proofErr w:type="gramStart"/>
+      <w:r>
+        <w:rPr>
+          <w:rFonts w:ascii="Calibri" w:hAnsi="Calibri" w:cs="Open Sans"/>
+        </w:rPr>
+        <w:t>step-families</w:t>
+      </w:r>
+      <w:proofErr w:type="gramEnd"/>
+      <w:r>
+        <w:rPr>
+          <w:rFonts w:ascii="Calibri" w:hAnsi="Calibri" w:cs="Open Sans"/>
+        </w:rPr>
+        <w:t xml:space="preserve">) and members of a Personnel’s household will not be considered for employment. However, such cases can be considered on </w:t>
+      </w:r>
+      <w:proofErr w:type="gramStart"/>
+      <w:r>
+        <w:rPr>
+          <w:rFonts w:ascii="Calibri" w:hAnsi="Calibri" w:cs="Open Sans"/>
+        </w:rPr>
+        <w:t>case to case</w:t>
+      </w:r>
+      <w:proofErr w:type="gramEnd"/>
+      <w:r>
+        <w:rPr>
+          <w:rFonts w:ascii="Calibri" w:hAnsi="Calibri" w:cs="Open Sans"/>
+        </w:rPr>
+        <w:t xml:space="preserve"> basis at times with certain conditions and written approval from the head</w:t>
       </w:r>
       <w:r>
         <w:rPr>
@@ -9948,7 +10578,21 @@
         <w:rPr>
           <w:rFonts w:ascii="Calibri" w:hAnsi="Calibri" w:cs="Open Sans"/>
         </w:rPr>
-        <w:t>Conflicts, if any and all potential conflicts of interest need to be reported to the Compliance Officer for guidance and action as appropriate.</w:t>
+        <w:t xml:space="preserve">Conflicts, if </w:t>
+      </w:r>
+      <w:proofErr w:type="gramStart"/>
+      <w:r>
+        <w:rPr>
+          <w:rFonts w:ascii="Calibri" w:hAnsi="Calibri" w:cs="Open Sans"/>
+        </w:rPr>
+        <w:t>any and all</w:t>
+      </w:r>
+      <w:proofErr w:type="gramEnd"/>
+      <w:r>
+        <w:rPr>
+          <w:rFonts w:ascii="Calibri" w:hAnsi="Calibri" w:cs="Open Sans"/>
+        </w:rPr>
+        <w:t xml:space="preserve"> potential conflicts of interest need to be reported to the Compliance Officer for guidance and action as appropriate.</w:t>
       </w:r>
     </w:p>
     <w:p>
@@ -9999,7 +10643,21 @@
         <w:rPr>
           <w:rFonts w:ascii="Calibri" w:hAnsi="Calibri" w:cs="Open Sans"/>
         </w:rPr>
-        <w:t>In reference to the Invention Assignment, Confidentiality, Non- Competition and Non Solicitation Agreement signed by you at the time of joining, during the period of your employment and for a period of (12) months thereafter, you will not directly or indirectly (i) market or sell products or perform services such as are offered or conducted by the company , its affiliates and subsidiaries during the period of your employment, to any customer or  client of the company particularly with respect to  matters as involved/conducted by you and/or the concerned team in which you am working, and/or related to such matters, during the period of your employment with the Company; (ii) be employed with, or engage in, manage, operate, be connected with or acquire any interest in, as an advisor, agent, owner, partner, co-venture, principal, director, shareholder, tender or otherwise, any business competitive with the company, its affiliates or subsidiaries, particularly with respect to  matters as involved/conducted by you  and related to such matters, during the period of your employment with the Company. The current list of competitor companies can be found at Annexure 1 of Form 2, hereto, for your reference. The list will be updated on a routine basis by the company.</w:t>
+        <w:t>In reference to the Invention Assignment, Confidentiality, Non- Competition and Non Solicitation Agreement signed by you at the time of joining, during the period of your employment and for a period of (12) months thereafter, you will not directly or indirectly (</w:t>
+      </w:r>
+      <w:proofErr w:type="spellStart"/>
+      <w:r>
+        <w:rPr>
+          <w:rFonts w:ascii="Calibri" w:hAnsi="Calibri" w:cs="Open Sans"/>
+        </w:rPr>
+        <w:t>i</w:t>
+      </w:r>
+      <w:proofErr w:type="spellEnd"/>
+      <w:r>
+        <w:rPr>
+          <w:rFonts w:ascii="Calibri" w:hAnsi="Calibri" w:cs="Open Sans"/>
+        </w:rPr>
+        <w:t>) market or sell products or perform services such as are offered or conducted by the company , its affiliates and subsidiaries during the period of your employment, to any customer or  client of the company particularly with respect to  matters as involved/conducted by you and/or the concerned team in which you am working, and/or related to such matters, during the period of your employment with the Company; (ii) be employed with, or engage in, manage, operate, be connected with or acquire any interest in, as an advisor, agent, owner, partner, co-venture, principal, director, shareholder, tender or otherwise, any business competitive with the company, its affiliates or subsidiaries, particularly with respect to  matters as involved/conducted by you  and related to such matters, during the period of your employment with the Company. The current list of competitor companies can be found at Annexure 1 of Form 2, hereto, for your reference. The list will be updated on a routine basis by the company.</w:t>
       </w:r>
     </w:p>
     <w:p>
@@ -10058,8 +10716,17 @@
           <w:rFonts w:ascii="Calibri" w:hAnsi="Calibri" w:cs="Open Sans"/>
           <w:b/>
         </w:rPr>
-        <w:t>. Child and forced labour</w:t>
-      </w:r>
+        <w:t xml:space="preserve">. Child and forced </w:t>
+      </w:r>
+      <w:proofErr w:type="spellStart"/>
+      <w:r>
+        <w:rPr>
+          <w:rFonts w:ascii="Calibri" w:hAnsi="Calibri" w:cs="Open Sans"/>
+          <w:b/>
+        </w:rPr>
+        <w:t>labour</w:t>
+      </w:r>
+      <w:proofErr w:type="spellEnd"/>
     </w:p>
     <w:p>
       <w:pPr>
@@ -10100,7 +10767,21 @@
         <w:rPr>
           <w:rFonts w:ascii="Calibri" w:hAnsi="Calibri" w:cs="Open Sans"/>
         </w:rPr>
-        <w:t>Company as policy does not permit or promote use of forced, bonded and compulsory labour.</w:t>
+        <w:t xml:space="preserve">Company as policy does not permit or promote use of forced, bonded and compulsory </w:t>
+      </w:r>
+      <w:proofErr w:type="spellStart"/>
+      <w:r>
+        <w:rPr>
+          <w:rFonts w:ascii="Calibri" w:hAnsi="Calibri" w:cs="Open Sans"/>
+        </w:rPr>
+        <w:t>labour</w:t>
+      </w:r>
+      <w:proofErr w:type="spellEnd"/>
+      <w:r>
+        <w:rPr>
+          <w:rFonts w:ascii="Calibri" w:hAnsi="Calibri" w:cs="Open Sans"/>
+        </w:rPr>
+        <w:t>.</w:t>
       </w:r>
     </w:p>
     <w:p>
@@ -10623,7 +11304,35 @@
           <w:rFonts w:ascii="Calibri" w:hAnsi="Calibri" w:cs="Open Sans"/>
         </w:rPr>
         <w:lastRenderedPageBreak/>
-        <w:t>Do not use your company email address on social media eg: on Linkedin for the purpose of hiring. You may promote published jobs from Paytm's job site or Paytm's official LinkedIn page to seek candidate applications through Lever.</w:t>
+        <w:t xml:space="preserve">Do not use your company email address on social media </w:t>
+      </w:r>
+      <w:proofErr w:type="spellStart"/>
+      <w:r>
+        <w:rPr>
+          <w:rFonts w:ascii="Calibri" w:hAnsi="Calibri" w:cs="Open Sans"/>
+        </w:rPr>
+        <w:t>eg</w:t>
+      </w:r>
+      <w:proofErr w:type="spellEnd"/>
+      <w:r>
+        <w:rPr>
+          <w:rFonts w:ascii="Calibri" w:hAnsi="Calibri" w:cs="Open Sans"/>
+        </w:rPr>
+        <w:t xml:space="preserve">: on </w:t>
+      </w:r>
+      <w:proofErr w:type="spellStart"/>
+      <w:r>
+        <w:rPr>
+          <w:rFonts w:ascii="Calibri" w:hAnsi="Calibri" w:cs="Open Sans"/>
+        </w:rPr>
+        <w:t>Linkedin</w:t>
+      </w:r>
+      <w:proofErr w:type="spellEnd"/>
+      <w:r>
+        <w:rPr>
+          <w:rFonts w:ascii="Calibri" w:hAnsi="Calibri" w:cs="Open Sans"/>
+        </w:rPr>
+        <w:t xml:space="preserve"> for the purpose of hiring. You may promote published jobs from Paytm's job site or Paytm's official LinkedIn page to seek candidate applications through Lever.</w:t>
       </w:r>
     </w:p>
     <w:p>
@@ -10841,7 +11550,21 @@
         <w:rPr>
           <w:rFonts w:ascii="Calibri" w:hAnsi="Calibri" w:cs="Open Sans"/>
         </w:rPr>
-        <w:t>Use emails where ever necessary.</w:t>
+        <w:t xml:space="preserve">Use emails </w:t>
+      </w:r>
+      <w:proofErr w:type="gramStart"/>
+      <w:r>
+        <w:rPr>
+          <w:rFonts w:ascii="Calibri" w:hAnsi="Calibri" w:cs="Open Sans"/>
+        </w:rPr>
+        <w:t>where ever</w:t>
+      </w:r>
+      <w:proofErr w:type="gramEnd"/>
+      <w:r>
+        <w:rPr>
+          <w:rFonts w:ascii="Calibri" w:hAnsi="Calibri" w:cs="Open Sans"/>
+        </w:rPr>
+        <w:t xml:space="preserve"> necessary.</w:t>
       </w:r>
     </w:p>
     <w:p>
@@ -10993,20 +11716,19 @@
           <w:sz w:val="18"/>
           <w:szCs w:val="18"/>
         </w:rPr>
-        <w:t>1. Please ensure that you are stating your correct designation (as given in the company communication) on any public domain platform including social networking websites or apps or any other medium (e.g. linkedin, facebook, twitter, etc.) / media.</w:t>
-      </w:r>
-    </w:p>
-    <w:p>
-      <w:pPr>
-        <w:pStyle w:val="NormalWeb"/>
-        <w:shd w:val="clear" w:color="auto" w:fill="FFFFFF"/>
+        <w:t>1. Please ensure that you are stating your correct designation (as given in the company communication) on any public domain platform including social networking websites or apps or any other medium (</w:t>
+      </w:r>
+      <w:proofErr w:type="gramStart"/>
+      <w:r>
         <w:rPr>
           <w:rFonts w:asciiTheme="minorHAnsi" w:hAnsiTheme="minorHAnsi" w:cstheme="minorHAnsi"/>
           <w:color w:val="000000"/>
           <w:sz w:val="18"/>
           <w:szCs w:val="18"/>
         </w:rPr>
-      </w:pPr>
+        <w:t>e.g.</w:t>
+      </w:r>
+      <w:proofErr w:type="gramEnd"/>
       <w:r>
         <w:rPr>
           <w:rFonts w:asciiTheme="minorHAnsi" w:hAnsiTheme="minorHAnsi" w:cstheme="minorHAnsi"/>
@@ -11014,8 +11736,9 @@
           <w:sz w:val="18"/>
           <w:szCs w:val="18"/>
         </w:rPr>
-        <w:t>2. Do n</w:t>
-      </w:r>
+        <w:t xml:space="preserve"> </w:t>
+      </w:r>
+      <w:proofErr w:type="spellStart"/>
       <w:r>
         <w:rPr>
           <w:rFonts w:asciiTheme="minorHAnsi" w:hAnsiTheme="minorHAnsi" w:cstheme="minorHAnsi"/>
@@ -11023,20 +11746,19 @@
           <w:sz w:val="18"/>
           <w:szCs w:val="18"/>
         </w:rPr>
-        <w:t>ot share any information about the Company or its personnel that may tarnish the Company’s image in any way.</w:t>
-      </w:r>
-    </w:p>
-    <w:p>
-      <w:pPr>
-        <w:pStyle w:val="NormalWeb"/>
-        <w:shd w:val="clear" w:color="auto" w:fill="FFFFFF"/>
+        <w:t>linkedin</w:t>
+      </w:r>
+      <w:proofErr w:type="spellEnd"/>
+      <w:r>
         <w:rPr>
           <w:rFonts w:asciiTheme="minorHAnsi" w:hAnsiTheme="minorHAnsi" w:cstheme="minorHAnsi"/>
           <w:color w:val="000000"/>
           <w:sz w:val="18"/>
           <w:szCs w:val="18"/>
         </w:rPr>
-      </w:pPr>
+        <w:t xml:space="preserve">, </w:t>
+      </w:r>
+      <w:proofErr w:type="spellStart"/>
       <w:r>
         <w:rPr>
           <w:rFonts w:asciiTheme="minorHAnsi" w:hAnsiTheme="minorHAnsi" w:cstheme="minorHAnsi"/>
@@ -11044,8 +11766,9 @@
           <w:sz w:val="18"/>
           <w:szCs w:val="18"/>
         </w:rPr>
-        <w:t>3. Do n</w:t>
-      </w:r>
+        <w:t>facebook</w:t>
+      </w:r>
+      <w:proofErr w:type="spellEnd"/>
       <w:r>
         <w:rPr>
           <w:rFonts w:asciiTheme="minorHAnsi" w:hAnsiTheme="minorHAnsi" w:cstheme="minorHAnsi"/>
@@ -11053,6 +11776,66 @@
           <w:sz w:val="18"/>
           <w:szCs w:val="18"/>
         </w:rPr>
+        <w:t>, twitter, etc.) / media.</w:t>
+      </w:r>
+    </w:p>
+    <w:p>
+      <w:pPr>
+        <w:pStyle w:val="NormalWeb"/>
+        <w:shd w:val="clear" w:color="auto" w:fill="FFFFFF"/>
+        <w:rPr>
+          <w:rFonts w:asciiTheme="minorHAnsi" w:hAnsiTheme="minorHAnsi" w:cstheme="minorHAnsi"/>
+          <w:color w:val="000000"/>
+          <w:sz w:val="18"/>
+          <w:szCs w:val="18"/>
+        </w:rPr>
+      </w:pPr>
+      <w:r>
+        <w:rPr>
+          <w:rFonts w:asciiTheme="minorHAnsi" w:hAnsiTheme="minorHAnsi" w:cstheme="minorHAnsi"/>
+          <w:color w:val="000000"/>
+          <w:sz w:val="18"/>
+          <w:szCs w:val="18"/>
+        </w:rPr>
+        <w:t>2. Do n</w:t>
+      </w:r>
+      <w:r>
+        <w:rPr>
+          <w:rFonts w:asciiTheme="minorHAnsi" w:hAnsiTheme="minorHAnsi" w:cstheme="minorHAnsi"/>
+          <w:color w:val="000000"/>
+          <w:sz w:val="18"/>
+          <w:szCs w:val="18"/>
+        </w:rPr>
+        <w:t>ot share any information about the Company or its personnel that may tarnish the Company’s image in any way.</w:t>
+      </w:r>
+    </w:p>
+    <w:p>
+      <w:pPr>
+        <w:pStyle w:val="NormalWeb"/>
+        <w:shd w:val="clear" w:color="auto" w:fill="FFFFFF"/>
+        <w:rPr>
+          <w:rFonts w:asciiTheme="minorHAnsi" w:hAnsiTheme="minorHAnsi" w:cstheme="minorHAnsi"/>
+          <w:color w:val="000000"/>
+          <w:sz w:val="18"/>
+          <w:szCs w:val="18"/>
+        </w:rPr>
+      </w:pPr>
+      <w:r>
+        <w:rPr>
+          <w:rFonts w:asciiTheme="minorHAnsi" w:hAnsiTheme="minorHAnsi" w:cstheme="minorHAnsi"/>
+          <w:color w:val="000000"/>
+          <w:sz w:val="18"/>
+          <w:szCs w:val="18"/>
+        </w:rPr>
+        <w:t>3. Do n</w:t>
+      </w:r>
+      <w:r>
+        <w:rPr>
+          <w:rFonts w:asciiTheme="minorHAnsi" w:hAnsiTheme="minorHAnsi" w:cstheme="minorHAnsi"/>
+          <w:color w:val="000000"/>
+          <w:sz w:val="18"/>
+          <w:szCs w:val="18"/>
+        </w:rPr>
         <w:t>ot share your project details, new features, data or any other business information on any public domain platform including social networking websites</w:t>
       </w:r>
     </w:p>
@@ -11131,7 +11914,27 @@
           <w:szCs w:val="18"/>
           <w:lang w:val="en-IN"/>
         </w:rPr>
-        <w:t>ot share your project details, new features, data, people contact or related information, future plans, new product development, or any other business information like merger, acquisitions, tie ups, litigation, hiring, off-boarding, merchant or customer strategies, new app or software updates/enhancements, snippets of business discussions, fraud/risk prevention measures, audits, analytical data, source codes etc. on any public domain platform including social networking websites. Do not share any small talk or gossip or any information whatsoever, about your colleagues, business, pilot, ongoing project, enhancements, transfer movements etc. Please be careful about the company information you are revealing while talking to people outside.</w:t>
+        <w:t xml:space="preserve">ot share your project details, new features, data, people contact or related information, </w:t>
+      </w:r>
+      <w:proofErr w:type="gramStart"/>
+      <w:r>
+        <w:rPr>
+          <w:rFonts w:asciiTheme="minorHAnsi" w:hAnsiTheme="minorHAnsi" w:cstheme="minorHAnsi"/>
+          <w:sz w:val="18"/>
+          <w:szCs w:val="18"/>
+          <w:lang w:val="en-IN"/>
+        </w:rPr>
+        <w:t>future plans</w:t>
+      </w:r>
+      <w:proofErr w:type="gramEnd"/>
+      <w:r>
+        <w:rPr>
+          <w:rFonts w:asciiTheme="minorHAnsi" w:hAnsiTheme="minorHAnsi" w:cstheme="minorHAnsi"/>
+          <w:sz w:val="18"/>
+          <w:szCs w:val="18"/>
+          <w:lang w:val="en-IN"/>
+        </w:rPr>
+        <w:t>, new product development, or any other business information like merger, acquisitions, tie ups, litigation, hiring, off-boarding, merchant or customer strategies, new app or software updates/enhancements, snippets of business discussions, fraud/risk prevention measures, audits, analytical data, source codes etc. on any public domain platform including social networking websites. Do not share any small talk or gossip or any information whatsoever, about your colleagues, business, pilot, ongoing project, enhancements, transfer movements etc. Please be careful about the company information you are revealing while talking to people outside.</w:t>
       </w:r>
     </w:p>
     <w:p>
@@ -11173,7 +11976,39 @@
           <w:rFonts w:asciiTheme="minorHAnsi" w:hAnsiTheme="minorHAnsi" w:cstheme="minorHAnsi"/>
           <w:color w:val="000000"/>
         </w:rPr>
-        <w:t> While updating your profile on social media platforms like Linkedin, Facebook etc. please use only the designation (if required) mentioned in the company communication to you, without any creative or subjective additions. Please note that even the team name is not to be mentioned, as you may unknowingly share some restricted information outside or they may extract information through cold calling.</w:t>
+        <w:t xml:space="preserve"> While updating your profile on social media platforms like </w:t>
+      </w:r>
+      <w:proofErr w:type="spellStart"/>
+      <w:r>
+        <w:rPr>
+          <w:rFonts w:asciiTheme="minorHAnsi" w:hAnsiTheme="minorHAnsi" w:cstheme="minorHAnsi"/>
+          <w:color w:val="000000"/>
+        </w:rPr>
+        <w:t>Linkedin</w:t>
+      </w:r>
+      <w:proofErr w:type="spellEnd"/>
+      <w:r>
+        <w:rPr>
+          <w:rFonts w:asciiTheme="minorHAnsi" w:hAnsiTheme="minorHAnsi" w:cstheme="minorHAnsi"/>
+          <w:color w:val="000000"/>
+        </w:rPr>
+        <w:t xml:space="preserve">, Facebook etc. please use only the designation (if required) mentioned in the company communication to you, without any creative or subjective additions. Please note that even the </w:t>
+      </w:r>
+      <w:proofErr w:type="gramStart"/>
+      <w:r>
+        <w:rPr>
+          <w:rFonts w:asciiTheme="minorHAnsi" w:hAnsiTheme="minorHAnsi" w:cstheme="minorHAnsi"/>
+          <w:color w:val="000000"/>
+        </w:rPr>
+        <w:t>team</w:t>
+      </w:r>
+      <w:proofErr w:type="gramEnd"/>
+      <w:r>
+        <w:rPr>
+          <w:rFonts w:asciiTheme="minorHAnsi" w:hAnsiTheme="minorHAnsi" w:cstheme="minorHAnsi"/>
+          <w:color w:val="000000"/>
+        </w:rPr>
+        <w:t xml:space="preserve"> name is not to be mentioned, as you may unknowingly share some restricted information outside or they may extract information through cold calling.</w:t>
       </w:r>
     </w:p>
     <w:p>
@@ -11306,6 +12141,7 @@
           <w:szCs w:val="18"/>
         </w:rPr>
       </w:pPr>
+      <w:proofErr w:type="gramStart"/>
       <w:r>
         <w:rPr>
           <w:rFonts w:asciiTheme="minorHAnsi" w:hAnsiTheme="minorHAnsi" w:cstheme="minorHAnsi"/>
@@ -11313,7 +12149,17 @@
           <w:sz w:val="18"/>
           <w:szCs w:val="18"/>
         </w:rPr>
-        <w:t>§  Your emails should have a salutation (Hi or Dear &lt;name&gt;) and proper sign off</w:t>
+        <w:t>§  Your</w:t>
+      </w:r>
+      <w:proofErr w:type="gramEnd"/>
+      <w:r>
+        <w:rPr>
+          <w:rFonts w:asciiTheme="minorHAnsi" w:hAnsiTheme="minorHAnsi" w:cstheme="minorHAnsi"/>
+          <w:color w:val="000000"/>
+          <w:sz w:val="18"/>
+          <w:szCs w:val="18"/>
+        </w:rPr>
+        <w:t xml:space="preserve"> emails should have a salutation (Hi or Dear &lt;name&gt;) and proper sign off</w:t>
       </w:r>
     </w:p>
     <w:p>
@@ -11329,6 +12175,7 @@
           <w:szCs w:val="18"/>
         </w:rPr>
       </w:pPr>
+      <w:proofErr w:type="gramStart"/>
       <w:r>
         <w:rPr>
           <w:rFonts w:asciiTheme="minorHAnsi" w:hAnsiTheme="minorHAnsi" w:cstheme="minorHAnsi"/>
@@ -11336,8 +12183,29 @@
           <w:sz w:val="18"/>
           <w:szCs w:val="18"/>
         </w:rPr>
-        <w:t>§  The content needs to be clear, to the point and self explanatory</w:t>
-      </w:r>
+        <w:t>§  The</w:t>
+      </w:r>
+      <w:proofErr w:type="gramEnd"/>
+      <w:r>
+        <w:rPr>
+          <w:rFonts w:asciiTheme="minorHAnsi" w:hAnsiTheme="minorHAnsi" w:cstheme="minorHAnsi"/>
+          <w:color w:val="000000"/>
+          <w:sz w:val="18"/>
+          <w:szCs w:val="18"/>
+        </w:rPr>
+        <w:t xml:space="preserve"> content needs to be clear, to the point and </w:t>
+      </w:r>
+      <w:proofErr w:type="spellStart"/>
+      <w:r>
+        <w:rPr>
+          <w:rFonts w:asciiTheme="minorHAnsi" w:hAnsiTheme="minorHAnsi" w:cstheme="minorHAnsi"/>
+          <w:color w:val="000000"/>
+          <w:sz w:val="18"/>
+          <w:szCs w:val="18"/>
+        </w:rPr>
+        <w:t>self explanatory</w:t>
+      </w:r>
+      <w:proofErr w:type="spellEnd"/>
     </w:p>
     <w:p>
       <w:pPr>
@@ -11352,6 +12220,7 @@
           <w:szCs w:val="18"/>
         </w:rPr>
       </w:pPr>
+      <w:proofErr w:type="gramStart"/>
       <w:r>
         <w:rPr>
           <w:rFonts w:asciiTheme="minorHAnsi" w:hAnsiTheme="minorHAnsi" w:cstheme="minorHAnsi"/>
@@ -11359,7 +12228,17 @@
           <w:sz w:val="18"/>
           <w:szCs w:val="18"/>
         </w:rPr>
-        <w:t>§  Please do not send just a word or line without stating the context. Often the trailing mail has the context, but it is only fair to state it in your mail and ask to refer to the details below</w:t>
+        <w:t>§  Please</w:t>
+      </w:r>
+      <w:proofErr w:type="gramEnd"/>
+      <w:r>
+        <w:rPr>
+          <w:rFonts w:asciiTheme="minorHAnsi" w:hAnsiTheme="minorHAnsi" w:cstheme="minorHAnsi"/>
+          <w:color w:val="000000"/>
+          <w:sz w:val="18"/>
+          <w:szCs w:val="18"/>
+        </w:rPr>
+        <w:t xml:space="preserve"> do not send just a word or line without stating the context. Often the trailing mail has the context, but it is only fair to state it in your mail and ask to refer to the details below</w:t>
       </w:r>
     </w:p>
     <w:p>
@@ -11375,6 +12254,7 @@
           <w:szCs w:val="18"/>
         </w:rPr>
       </w:pPr>
+      <w:proofErr w:type="gramStart"/>
       <w:r>
         <w:rPr>
           <w:rFonts w:asciiTheme="minorHAnsi" w:hAnsiTheme="minorHAnsi" w:cstheme="minorHAnsi"/>
@@ -11382,7 +12262,17 @@
           <w:sz w:val="18"/>
           <w:szCs w:val="18"/>
         </w:rPr>
-        <w:t>§  Before hitting “Reply All,” please check if all in the mail need to read the response</w:t>
+        <w:t>§  Before</w:t>
+      </w:r>
+      <w:proofErr w:type="gramEnd"/>
+      <w:r>
+        <w:rPr>
+          <w:rFonts w:asciiTheme="minorHAnsi" w:hAnsiTheme="minorHAnsi" w:cstheme="minorHAnsi"/>
+          <w:color w:val="000000"/>
+          <w:sz w:val="18"/>
+          <w:szCs w:val="18"/>
+        </w:rPr>
+        <w:t xml:space="preserve"> hitting “Reply All,” please check if all in the mail need to read the response</w:t>
       </w:r>
     </w:p>
     <w:p>
@@ -11398,6 +12288,7 @@
           <w:szCs w:val="18"/>
         </w:rPr>
       </w:pPr>
+      <w:proofErr w:type="gramStart"/>
       <w:r>
         <w:rPr>
           <w:rFonts w:asciiTheme="minorHAnsi" w:hAnsiTheme="minorHAnsi" w:cstheme="minorHAnsi"/>
@@ -11406,7 +12297,17 @@
           <w:szCs w:val="18"/>
         </w:rPr>
         <w:lastRenderedPageBreak/>
-        <w:t>§  Check the subject line of your email for relevance</w:t>
+        <w:t>§  Check</w:t>
+      </w:r>
+      <w:proofErr w:type="gramEnd"/>
+      <w:r>
+        <w:rPr>
+          <w:rFonts w:asciiTheme="minorHAnsi" w:hAnsiTheme="minorHAnsi" w:cstheme="minorHAnsi"/>
+          <w:color w:val="000000"/>
+          <w:sz w:val="18"/>
+          <w:szCs w:val="18"/>
+        </w:rPr>
+        <w:t xml:space="preserve"> the subject line of your email for relevance</w:t>
       </w:r>
     </w:p>
     <w:p>
@@ -11422,6 +12323,7 @@
           <w:szCs w:val="18"/>
         </w:rPr>
       </w:pPr>
+      <w:proofErr w:type="gramStart"/>
       <w:r>
         <w:rPr>
           <w:rFonts w:asciiTheme="minorHAnsi" w:hAnsiTheme="minorHAnsi" w:cstheme="minorHAnsi"/>
@@ -11429,7 +12331,17 @@
           <w:sz w:val="18"/>
           <w:szCs w:val="18"/>
         </w:rPr>
-        <w:t>§  Please use the email footer in your first email, so the recipients have your contact details</w:t>
+        <w:t>§  Please</w:t>
+      </w:r>
+      <w:proofErr w:type="gramEnd"/>
+      <w:r>
+        <w:rPr>
+          <w:rFonts w:asciiTheme="minorHAnsi" w:hAnsiTheme="minorHAnsi" w:cstheme="minorHAnsi"/>
+          <w:color w:val="000000"/>
+          <w:sz w:val="18"/>
+          <w:szCs w:val="18"/>
+        </w:rPr>
+        <w:t xml:space="preserve"> use the email footer in your first email, so the recipients have your contact details</w:t>
       </w:r>
     </w:p>
     <w:p>
@@ -11445,6 +12357,7 @@
           <w:szCs w:val="18"/>
         </w:rPr>
       </w:pPr>
+      <w:proofErr w:type="gramStart"/>
       <w:r>
         <w:rPr>
           <w:rFonts w:asciiTheme="minorHAnsi" w:hAnsiTheme="minorHAnsi" w:cstheme="minorHAnsi"/>
@@ -11452,7 +12365,17 @@
           <w:sz w:val="18"/>
           <w:szCs w:val="18"/>
         </w:rPr>
-        <w:t>§  Do not add external merchants/clients to internal mails. Make sure you have removed their names before sending mails.</w:t>
+        <w:t>§  Do</w:t>
+      </w:r>
+      <w:proofErr w:type="gramEnd"/>
+      <w:r>
+        <w:rPr>
+          <w:rFonts w:asciiTheme="minorHAnsi" w:hAnsiTheme="minorHAnsi" w:cstheme="minorHAnsi"/>
+          <w:color w:val="000000"/>
+          <w:sz w:val="18"/>
+          <w:szCs w:val="18"/>
+        </w:rPr>
+        <w:t xml:space="preserve"> not add external merchants/clients to internal mails. Make sure you have removed their names before sending mails.</w:t>
       </w:r>
     </w:p>
     <w:p>
@@ -11468,6 +12391,7 @@
           <w:szCs w:val="18"/>
         </w:rPr>
       </w:pPr>
+      <w:proofErr w:type="gramStart"/>
       <w:r>
         <w:rPr>
           <w:rFonts w:asciiTheme="minorHAnsi" w:hAnsiTheme="minorHAnsi" w:cstheme="minorHAnsi"/>
@@ -11475,7 +12399,17 @@
           <w:sz w:val="18"/>
           <w:szCs w:val="18"/>
         </w:rPr>
-        <w:t>§  Please ensure that you are using the correct company logo, name &amp; designation in the mail footers. It is important to state your contact number in the footer. </w:t>
+        <w:t>§  Please</w:t>
+      </w:r>
+      <w:proofErr w:type="gramEnd"/>
+      <w:r>
+        <w:rPr>
+          <w:rFonts w:asciiTheme="minorHAnsi" w:hAnsiTheme="minorHAnsi" w:cstheme="minorHAnsi"/>
+          <w:color w:val="000000"/>
+          <w:sz w:val="18"/>
+          <w:szCs w:val="18"/>
+        </w:rPr>
+        <w:t xml:space="preserve"> ensure that you are using the correct company logo, name &amp; designation in the mail footers. It is important to state your contact number in the footer. </w:t>
       </w:r>
     </w:p>
     <w:p>
@@ -11597,7 +12531,27 @@
           <w:sz w:val="18"/>
           <w:szCs w:val="18"/>
         </w:rPr>
-        <w:t>Latest Relevant Logo (Eg. Paytm/Paytm Mall)</w:t>
+        <w:t>Latest Relevant Logo (</w:t>
+      </w:r>
+      <w:proofErr w:type="spellStart"/>
+      <w:r>
+        <w:rPr>
+          <w:rFonts w:asciiTheme="minorHAnsi" w:hAnsiTheme="minorHAnsi" w:cstheme="minorHAnsi"/>
+          <w:color w:val="000000"/>
+          <w:sz w:val="18"/>
+          <w:szCs w:val="18"/>
+        </w:rPr>
+        <w:t>Eg.</w:t>
+      </w:r>
+      <w:proofErr w:type="spellEnd"/>
+      <w:r>
+        <w:rPr>
+          <w:rFonts w:asciiTheme="minorHAnsi" w:hAnsiTheme="minorHAnsi" w:cstheme="minorHAnsi"/>
+          <w:color w:val="000000"/>
+          <w:sz w:val="18"/>
+          <w:szCs w:val="18"/>
+        </w:rPr>
+        <w:t xml:space="preserve"> Paytm/Paytm Mall)</w:t>
       </w:r>
     </w:p>
     <w:p>
@@ -11850,7 +12804,39 @@
           <w:rFonts w:asciiTheme="minorHAnsi" w:hAnsiTheme="minorHAnsi" w:cstheme="minorHAnsi"/>
           <w:color w:val="000000"/>
         </w:rPr>
-        <w:t>Excessive use of public email services and public IMs such as Yahoo, Google Chat, Facebook, Twitter, Linkedin, Quora, MSN, etc during the office hours </w:t>
+        <w:t xml:space="preserve">Excessive use of public email services and public IMs such as Yahoo, Google Chat, Facebook, Twitter, </w:t>
+      </w:r>
+      <w:proofErr w:type="spellStart"/>
+      <w:r>
+        <w:rPr>
+          <w:rFonts w:asciiTheme="minorHAnsi" w:hAnsiTheme="minorHAnsi" w:cstheme="minorHAnsi"/>
+          <w:color w:val="000000"/>
+        </w:rPr>
+        <w:t>Linkedin</w:t>
+      </w:r>
+      <w:proofErr w:type="spellEnd"/>
+      <w:r>
+        <w:rPr>
+          <w:rFonts w:asciiTheme="minorHAnsi" w:hAnsiTheme="minorHAnsi" w:cstheme="minorHAnsi"/>
+          <w:color w:val="000000"/>
+        </w:rPr>
+        <w:t xml:space="preserve">, Quora, MSN, </w:t>
+      </w:r>
+      <w:proofErr w:type="spellStart"/>
+      <w:r>
+        <w:rPr>
+          <w:rFonts w:asciiTheme="minorHAnsi" w:hAnsiTheme="minorHAnsi" w:cstheme="minorHAnsi"/>
+          <w:color w:val="000000"/>
+        </w:rPr>
+        <w:t>etc</w:t>
+      </w:r>
+      <w:proofErr w:type="spellEnd"/>
+      <w:r>
+        <w:rPr>
+          <w:rFonts w:asciiTheme="minorHAnsi" w:hAnsiTheme="minorHAnsi" w:cstheme="minorHAnsi"/>
+          <w:color w:val="000000"/>
+        </w:rPr>
+        <w:t xml:space="preserve"> during the office hours </w:t>
       </w:r>
     </w:p>
     <w:p>
@@ -12292,7 +13278,21 @@
         <w:rPr>
           <w:rFonts w:ascii="Calibri" w:hAnsi="Calibri" w:cs="Open Sans"/>
         </w:rPr>
-        <w:t>Our policy is that no Company property may be removed from Company premises or designated storage places without the permission of a nominated Manager. For example all books, records and computer software are Company property and cannot be removed from the</w:t>
+        <w:t xml:space="preserve">Our policy is that no Company property may be removed from Company premises or designated storage places without the permission of a nominated Manager. For </w:t>
+      </w:r>
+      <w:proofErr w:type="gramStart"/>
+      <w:r>
+        <w:rPr>
+          <w:rFonts w:ascii="Calibri" w:hAnsi="Calibri" w:cs="Open Sans"/>
+        </w:rPr>
+        <w:t>example</w:t>
+      </w:r>
+      <w:proofErr w:type="gramEnd"/>
+      <w:r>
+        <w:rPr>
+          <w:rFonts w:ascii="Calibri" w:hAnsi="Calibri" w:cs="Open Sans"/>
+        </w:rPr>
+        <w:t xml:space="preserve"> all books, records and computer software are Company property and cannot be removed from the</w:t>
       </w:r>
       <w:r>
         <w:rPr>
@@ -12372,7 +13372,21 @@
         <w:rPr>
           <w:rFonts w:ascii="Calibri" w:hAnsi="Calibri" w:cs="Open Sans"/>
         </w:rPr>
-        <w:t>If a person is found guilty, necessary disciplinary action will be taken which may include recovery in terms of monetary value or may lead up to termination or both depending on the severity. This includes both tangible &amp; intangible assets (includes data, process, application, hardware, software etc).</w:t>
+        <w:t xml:space="preserve">If a person is found guilty, necessary disciplinary action will be taken which may include recovery in terms of monetary value or may lead up to termination or both depending on the severity. This includes both tangible &amp; intangible assets (includes data, process, application, hardware, software </w:t>
+      </w:r>
+      <w:proofErr w:type="spellStart"/>
+      <w:r>
+        <w:rPr>
+          <w:rFonts w:ascii="Calibri" w:hAnsi="Calibri" w:cs="Open Sans"/>
+        </w:rPr>
+        <w:t>etc</w:t>
+      </w:r>
+      <w:proofErr w:type="spellEnd"/>
+      <w:r>
+        <w:rPr>
+          <w:rFonts w:ascii="Calibri" w:hAnsi="Calibri" w:cs="Open Sans"/>
+        </w:rPr>
+        <w:t>).</w:t>
       </w:r>
     </w:p>
     <w:p>
@@ -12553,7 +13567,21 @@
         <w:rPr>
           <w:rFonts w:ascii="Calibri" w:hAnsi="Calibri" w:cs="Open Sans"/>
         </w:rPr>
-        <w:t>The salary details of any employees and/or any other personal or sensitive information pertaining to the employees of the company, accessed, divulged or known to you during the course of carrying out and/or discharging their official duties/ job responsibilities to which you have inadvertently gained access to shall remain confidential at all times. You shall maintain the confidentiality of such information on a perpetual basis. Any breach of confidence will be viewed with utmost seriousness and we reserve our discretion to exercise all remedies available to us.</w:t>
+        <w:t xml:space="preserve">The salary details of any employees and/or any other personal or sensitive information pertaining to the employees of the company, accessed, divulged or known to you during the course of carrying out and/or discharging their official duties/ job responsibilities to which you have inadvertently gained access to shall remain confidential at all times. You shall maintain the confidentiality of such information on a perpetual basis. Any breach of confidence will be viewed with utmost </w:t>
+      </w:r>
+      <w:proofErr w:type="gramStart"/>
+      <w:r>
+        <w:rPr>
+          <w:rFonts w:ascii="Calibri" w:hAnsi="Calibri" w:cs="Open Sans"/>
+        </w:rPr>
+        <w:t>seriousness</w:t>
+      </w:r>
+      <w:proofErr w:type="gramEnd"/>
+      <w:r>
+        <w:rPr>
+          <w:rFonts w:ascii="Calibri" w:hAnsi="Calibri" w:cs="Open Sans"/>
+        </w:rPr>
+        <w:t xml:space="preserve"> and we reserve our discretion to exercise all remedies available to us.</w:t>
       </w:r>
     </w:p>
     <w:p>
@@ -13404,7 +14432,21 @@
         <w:rPr>
           <w:rFonts w:ascii="Calibri" w:hAnsi="Calibri" w:cs="Open Sans"/>
         </w:rPr>
-        <w:t>Internal accounting and audit procedures shall reflect, fairly and accurately, all of the Company’s business transactions and disposition of assets, and shall have internal controls to provide assurance to the Company’s board and shareholders that the transactions are accurate and legitimate. All required information shall be accessible to Company auditors and other authorised parties and government agencies. There shall be no willful omissions of any Company transactions from the books and records, no advance-income recognition and no hidden bank account and funds.</w:t>
+        <w:t xml:space="preserve">Internal accounting and audit procedures shall reflect, fairly and accurately, all of the Company’s business transactions and disposition of assets, and shall have internal controls to provide assurance to the Company’s board and shareholders that the transactions are accurate and legitimate. All required information shall be accessible to Company auditors and other </w:t>
+      </w:r>
+      <w:proofErr w:type="spellStart"/>
+      <w:r>
+        <w:rPr>
+          <w:rFonts w:ascii="Calibri" w:hAnsi="Calibri" w:cs="Open Sans"/>
+        </w:rPr>
+        <w:t>authorised</w:t>
+      </w:r>
+      <w:proofErr w:type="spellEnd"/>
+      <w:r>
+        <w:rPr>
+          <w:rFonts w:ascii="Calibri" w:hAnsi="Calibri" w:cs="Open Sans"/>
+        </w:rPr>
+        <w:t xml:space="preserve"> parties and government agencies. There shall be no willful omissions of any Company transactions from the books and records, no advance-income recognition and no hidden bank account and funds.</w:t>
       </w:r>
     </w:p>
     <w:p>
@@ -13434,7 +14476,21 @@
         <w:rPr>
           <w:rFonts w:ascii="Calibri" w:hAnsi="Calibri" w:cs="Open Sans"/>
         </w:rPr>
-        <w:t>Any willful, material misrepresentation of and / or misinformation on the financial accounts and reports shall be regarded as a violation of the Code, apart from inviting appropriate civil or criminal action under the relevant laws. No Personnel shall make, authorise, abet or collude in an improper payment, unlawful commission or bribing.</w:t>
+        <w:t xml:space="preserve">Any willful, material misrepresentation of and / or misinformation on the financial accounts and reports shall be regarded as a violation of the Code, apart from inviting appropriate civil or criminal action under the relevant laws. No Personnel shall make, </w:t>
+      </w:r>
+      <w:proofErr w:type="spellStart"/>
+      <w:r>
+        <w:rPr>
+          <w:rFonts w:ascii="Calibri" w:hAnsi="Calibri" w:cs="Open Sans"/>
+        </w:rPr>
+        <w:t>authorise</w:t>
+      </w:r>
+      <w:proofErr w:type="spellEnd"/>
+      <w:r>
+        <w:rPr>
+          <w:rFonts w:ascii="Calibri" w:hAnsi="Calibri" w:cs="Open Sans"/>
+        </w:rPr>
+        <w:t>, abet or collude in an improper payment, unlawful commission or bribing.</w:t>
       </w:r>
     </w:p>
     <w:p>
@@ -13497,7 +14553,21 @@
           <w:rFonts w:ascii="Calibri" w:hAnsi="Calibri" w:cs="Open Sans"/>
         </w:rPr>
         <w:lastRenderedPageBreak/>
-        <w:t>One97 shall fully support the development and operation of competitive open markets and shall promote the liberalisation of trade and investment in each country and market in which it operates. Specifically, no Personnel shall engage in restrictive trade practices, abuse of market dominance or similar unfair trade activities.</w:t>
+        <w:t xml:space="preserve">One97 shall fully support the development and operation of competitive open markets and shall promote the </w:t>
+      </w:r>
+      <w:proofErr w:type="spellStart"/>
+      <w:r>
+        <w:rPr>
+          <w:rFonts w:ascii="Calibri" w:hAnsi="Calibri" w:cs="Open Sans"/>
+        </w:rPr>
+        <w:t>liberalisation</w:t>
+      </w:r>
+      <w:proofErr w:type="spellEnd"/>
+      <w:r>
+        <w:rPr>
+          <w:rFonts w:ascii="Calibri" w:hAnsi="Calibri" w:cs="Open Sans"/>
+        </w:rPr>
+        <w:t xml:space="preserve"> of trade and investment in each country and market in which it operates. Specifically, no Personnel shall engage in restrictive trade practices, abuse of market dominance or similar unfair trade activities.</w:t>
       </w:r>
     </w:p>
     <w:p>
@@ -13808,7 +14878,21 @@
         <w:rPr>
           <w:rFonts w:ascii="Calibri" w:hAnsi="Calibri" w:cs="Open Sans"/>
         </w:rPr>
-        <w:t>All Personnel shall abide by all all applicable laws and company Policies. The company policies are intimated and/or made available on the intranet of the Company. All polices are subject to change, however personnel will be informed about all the latest changes.</w:t>
+        <w:t xml:space="preserve">All Personnel shall abide by all </w:t>
+      </w:r>
+      <w:proofErr w:type="spellStart"/>
+      <w:r>
+        <w:rPr>
+          <w:rFonts w:ascii="Calibri" w:hAnsi="Calibri" w:cs="Open Sans"/>
+        </w:rPr>
+        <w:t>all</w:t>
+      </w:r>
+      <w:proofErr w:type="spellEnd"/>
+      <w:r>
+        <w:rPr>
+          <w:rFonts w:ascii="Calibri" w:hAnsi="Calibri" w:cs="Open Sans"/>
+        </w:rPr>
+        <w:t xml:space="preserve"> applicable laws and company Policies. The company policies are intimated and/or made available on the intranet of the Company. All polices are subject to change, however personnel will be informed about all the latest changes.</w:t>
       </w:r>
     </w:p>
     <w:p>
@@ -14408,7 +15492,21 @@
         <w:rPr>
           <w:rFonts w:ascii="Calibri" w:hAnsi="Calibri" w:cs="Open Sans"/>
         </w:rPr>
-        <w:t>The Company will undertake its CSR activities, approved by the CSR Committee on the basis of the budgets allocated on a yearly basis.</w:t>
+        <w:t xml:space="preserve">The Company will undertake its CSR activities, approved by the CSR Committee </w:t>
+      </w:r>
+      <w:proofErr w:type="gramStart"/>
+      <w:r>
+        <w:rPr>
+          <w:rFonts w:ascii="Calibri" w:hAnsi="Calibri" w:cs="Open Sans"/>
+        </w:rPr>
+        <w:t>on the basis of</w:t>
+      </w:r>
+      <w:proofErr w:type="gramEnd"/>
+      <w:r>
+        <w:rPr>
+          <w:rFonts w:ascii="Calibri" w:hAnsi="Calibri" w:cs="Open Sans"/>
+        </w:rPr>
+        <w:t xml:space="preserve"> the budgets allocated on a yearly basis.</w:t>
       </w:r>
     </w:p>
     <w:p>
@@ -14438,7 +15536,21 @@
         <w:rPr>
           <w:rFonts w:ascii="Calibri" w:hAnsi="Calibri" w:cs="Open Sans"/>
         </w:rPr>
-        <w:t>The Company shall also make charitable contributions as integral part of its CSR activities. Such contributions shall be made after proper approvals, without demand from the recipient or expectation of business return. Also, no charitable contributions shall be made in cash or to the private account of any individual. Such contributions should be clearly reflected in Company’s books of accounts. The credentials of the recipient must be verified and it must be ensured that such contributions are permissible under applicable local laws.</w:t>
+        <w:t xml:space="preserve">The Company shall also make charitable contributions as integral part of its CSR activities. Such contributions shall be made after proper approvals, without demand from the recipient or expectation of business return. Also, no charitable contributions shall be made in cash or to the private account of any individual. Such contributions should be clearly reflected in Company’s books of accounts. The credentials of the recipient must be </w:t>
+      </w:r>
+      <w:proofErr w:type="gramStart"/>
+      <w:r>
+        <w:rPr>
+          <w:rFonts w:ascii="Calibri" w:hAnsi="Calibri" w:cs="Open Sans"/>
+        </w:rPr>
+        <w:t>verified</w:t>
+      </w:r>
+      <w:proofErr w:type="gramEnd"/>
+      <w:r>
+        <w:rPr>
+          <w:rFonts w:ascii="Calibri" w:hAnsi="Calibri" w:cs="Open Sans"/>
+        </w:rPr>
+        <w:t xml:space="preserve"> and it must be ensured that such contributions are permissible under applicable local laws.</w:t>
       </w:r>
     </w:p>
     <w:p>
@@ -14654,7 +15766,21 @@
         <w:rPr>
           <w:rFonts w:ascii="Calibri" w:hAnsi="Calibri" w:cs="Open Sans"/>
         </w:rPr>
-        <w:t>Personnel, making a disclosure, are assured that they will be fully protected against reprisals, punishment and other intimidations or any act of victimization for reporting genuine concerns. On the other hand, false, frivolous or malicious complaints will be treated with utmost severity and the consequences may include dismissal or termination of service/ business relationship, as the case may be-</w:t>
+        <w:t xml:space="preserve">Personnel, making a disclosure, are assured that they will be fully protected against reprisals, punishment and other intimidations or any act of victimization for reporting genuine concerns. On the other hand, false, </w:t>
+      </w:r>
+      <w:proofErr w:type="gramStart"/>
+      <w:r>
+        <w:rPr>
+          <w:rFonts w:ascii="Calibri" w:hAnsi="Calibri" w:cs="Open Sans"/>
+        </w:rPr>
+        <w:t>frivolous</w:t>
+      </w:r>
+      <w:proofErr w:type="gramEnd"/>
+      <w:r>
+        <w:rPr>
+          <w:rFonts w:ascii="Calibri" w:hAnsi="Calibri" w:cs="Open Sans"/>
+        </w:rPr>
+        <w:t xml:space="preserve"> or malicious complaints will be treated with utmost severity and the consequences may include dismissal or termination of service/ business relationship, as the case may be-</w:t>
       </w:r>
     </w:p>
     <w:p>
@@ -15105,7 +16231,21 @@
         <w:rPr>
           <w:rFonts w:ascii="Calibri" w:hAnsi="Calibri" w:cs="Open Sans"/>
         </w:rPr>
-        <w:t>I hereby confirm that I have read all of the above code of conduct; any instance of non-adherence to the Code of Conduct / any other observed unethical behavior on the part of those covered under this Code should be brought to the attention of the immediate reporting authority, who shall in turn report the same to the Head of Corporate Human Resources.</w:t>
+        <w:t xml:space="preserve">I hereby confirm that I have read </w:t>
+      </w:r>
+      <w:proofErr w:type="gramStart"/>
+      <w:r>
+        <w:rPr>
+          <w:rFonts w:ascii="Calibri" w:hAnsi="Calibri" w:cs="Open Sans"/>
+        </w:rPr>
+        <w:t>all of</w:t>
+      </w:r>
+      <w:proofErr w:type="gramEnd"/>
+      <w:r>
+        <w:rPr>
+          <w:rFonts w:ascii="Calibri" w:hAnsi="Calibri" w:cs="Open Sans"/>
+        </w:rPr>
+        <w:t xml:space="preserve"> the above code of conduct; any instance of non-adherence to the Code of Conduct / any other observed unethical behavior on the part of those covered under this Code should be brought to the attention of the immediate reporting authority, who shall in turn report the same to the Head of Corporate Human Resources.</w:t>
       </w:r>
     </w:p>
     <w:p>
@@ -15190,6 +16330,7 @@
           <w:szCs w:val="20"/>
         </w:rPr>
       </w:pPr>
+      <w:proofErr w:type="spellStart"/>
       <w:r>
         <w:rPr>
           <w:rFonts w:ascii="Arial" w:hAnsi="Arial" w:cs="Arial"/>
@@ -15198,6 +16339,7 @@
         </w:rPr>
         <w:t>GooglePay</w:t>
       </w:r>
+      <w:proofErr w:type="spellEnd"/>
     </w:p>
     <w:p>
       <w:pPr>
@@ -15212,6 +16354,7 @@
           <w:szCs w:val="20"/>
         </w:rPr>
       </w:pPr>
+      <w:proofErr w:type="spellStart"/>
       <w:r>
         <w:rPr>
           <w:rFonts w:ascii="Arial" w:hAnsi="Arial" w:cs="Arial"/>
@@ -15220,6 +16363,7 @@
         </w:rPr>
         <w:t>PhonePe</w:t>
       </w:r>
+      <w:proofErr w:type="spellEnd"/>
     </w:p>
     <w:p>
       <w:pPr>
@@ -15234,6 +16378,7 @@
           <w:szCs w:val="20"/>
         </w:rPr>
       </w:pPr>
+      <w:proofErr w:type="spellStart"/>
       <w:r>
         <w:rPr>
           <w:rFonts w:ascii="Arial" w:hAnsi="Arial" w:cs="Arial"/>
@@ -15242,6 +16387,7 @@
         </w:rPr>
         <w:t>AmazonPay</w:t>
       </w:r>
+      <w:proofErr w:type="spellEnd"/>
     </w:p>
     <w:p>
       <w:pPr>
@@ -15278,6 +16424,7 @@
           <w:szCs w:val="20"/>
         </w:rPr>
       </w:pPr>
+      <w:proofErr w:type="spellStart"/>
       <w:r>
         <w:rPr>
           <w:rFonts w:ascii="Arial" w:hAnsi="Arial" w:cs="Arial"/>
@@ -15286,6 +16433,7 @@
         </w:rPr>
         <w:t>WhatsAppPayment</w:t>
       </w:r>
+      <w:proofErr w:type="spellEnd"/>
     </w:p>
     <w:p>
       <w:pPr>
@@ -15322,6 +16470,7 @@
           <w:szCs w:val="20"/>
         </w:rPr>
       </w:pPr>
+      <w:proofErr w:type="spellStart"/>
       <w:r>
         <w:rPr>
           <w:rFonts w:ascii="Arial" w:hAnsi="Arial" w:cs="Arial"/>
@@ -15330,6 +16479,7 @@
         </w:rPr>
         <w:t>BharatPe</w:t>
       </w:r>
+      <w:proofErr w:type="spellEnd"/>
     </w:p>
     <w:p>
       <w:pPr>
@@ -15344,6 +16494,7 @@
           <w:szCs w:val="20"/>
         </w:rPr>
       </w:pPr>
+      <w:proofErr w:type="spellStart"/>
       <w:r>
         <w:rPr>
           <w:rFonts w:ascii="Arial" w:hAnsi="Arial" w:cs="Arial"/>
@@ -15352,6 +16503,7 @@
         </w:rPr>
         <w:t>Jiopay</w:t>
       </w:r>
+      <w:proofErr w:type="spellEnd"/>
     </w:p>
     <w:p>
       <w:pPr>
@@ -15366,6 +16518,7 @@
           <w:szCs w:val="20"/>
         </w:rPr>
       </w:pPr>
+      <w:proofErr w:type="spellStart"/>
       <w:r>
         <w:rPr>
           <w:rFonts w:ascii="Arial" w:hAnsi="Arial" w:cs="Arial"/>
@@ -15374,6 +16527,7 @@
         </w:rPr>
         <w:t>Razorpay</w:t>
       </w:r>
+      <w:proofErr w:type="spellEnd"/>
     </w:p>
     <w:p>
       <w:pPr>
@@ -15418,6 +16572,7 @@
           <w:szCs w:val="20"/>
         </w:rPr>
       </w:pPr>
+      <w:proofErr w:type="spellStart"/>
       <w:r>
         <w:rPr>
           <w:rFonts w:ascii="Arial" w:hAnsi="Arial" w:cs="Arial"/>
@@ -15426,6 +16581,7 @@
         </w:rPr>
         <w:t>PayU</w:t>
       </w:r>
+      <w:proofErr w:type="spellEnd"/>
     </w:p>
     <w:p>
       <w:pPr>
@@ -15440,6 +16596,7 @@
           <w:szCs w:val="20"/>
         </w:rPr>
       </w:pPr>
+      <w:proofErr w:type="spellStart"/>
       <w:r>
         <w:rPr>
           <w:rFonts w:ascii="Arial" w:hAnsi="Arial" w:cs="Arial"/>
@@ -15448,6 +16605,7 @@
         </w:rPr>
         <w:t>Zerodha</w:t>
       </w:r>
+      <w:proofErr w:type="spellEnd"/>
     </w:p>
     <w:p>
       <w:pPr>
@@ -15462,6 +16620,7 @@
           <w:szCs w:val="20"/>
         </w:rPr>
       </w:pPr>
+      <w:proofErr w:type="spellStart"/>
       <w:r>
         <w:rPr>
           <w:rFonts w:ascii="Arial" w:hAnsi="Arial" w:cs="Arial"/>
@@ -15470,6 +16629,7 @@
         </w:rPr>
         <w:t>Upstox</w:t>
       </w:r>
+      <w:proofErr w:type="spellEnd"/>
     </w:p>
     <w:p>
       <w:pPr>
@@ -15484,6 +16644,7 @@
           <w:szCs w:val="20"/>
         </w:rPr>
       </w:pPr>
+      <w:proofErr w:type="spellStart"/>
       <w:r>
         <w:rPr>
           <w:rFonts w:ascii="Arial" w:hAnsi="Arial" w:cs="Arial"/>
@@ -15492,6 +16653,7 @@
         </w:rPr>
         <w:t>Groww</w:t>
       </w:r>
+      <w:proofErr w:type="spellEnd"/>
     </w:p>
     <w:p>
       <w:pPr>
@@ -15821,8 +16983,17 @@
           <w:rFonts w:ascii="Calibri" w:hAnsi="Calibri" w:cs="Open Sans"/>
           <w:u w:val="single"/>
         </w:rPr>
-        <w:t>Motilal Meher</w:t>
-      </w:r>
+        <w:t xml:space="preserve">Motilal </w:t>
+      </w:r>
+      <w:proofErr w:type="spellStart"/>
+      <w:r>
+        <w:rPr>
+          <w:rFonts w:ascii="Calibri" w:hAnsi="Calibri" w:cs="Open Sans"/>
+          <w:u w:val="single"/>
+        </w:rPr>
+        <w:t>Meher</w:t>
+      </w:r>
+      <w:proofErr w:type="spellEnd"/>
       <w:r>
         <w:rPr>
           <w:rFonts w:ascii="Calibri" w:hAnsi="Calibri" w:cs="Open Sans"/>
@@ -15936,14 +17107,27 @@
           <w:rFonts w:ascii="Calibri" w:hAnsi="Calibri" w:cs="Open Sans"/>
           <w:u w:val="single"/>
         </w:rPr>
-        <w:t>________</w:t>
-      </w:r>
-      <w:r>
-        <w:rPr>
-          <w:rFonts w:ascii="Calibri" w:hAnsi="Calibri" w:cs="Open Sans"/>
-          <w:u w:val="single"/>
-        </w:rPr>
-        <w:t>Noida</w:t>
+        <w:t>_______</w:t>
+      </w:r>
+      <w:r>
+        <w:rPr>
+          <w:rFonts w:ascii="Calibri" w:hAnsi="Calibri"/>
+          <w:b/>
+          <w:sz w:val="20"/>
+          <w:szCs w:val="20"/>
+          <w:u w:val="single"/>
+        </w:rPr>
+        <w:t xml:space="preserve"> </w:t>
+      </w:r>
+      <w:r>
+        <w:rPr>
+          <w:rFonts w:ascii="Calibri" w:hAnsi="Calibri"/>
+          <w:b/>
+          <w:sz w:val="20"/>
+          <w:szCs w:val="20"/>
+          <w:u w:val="single"/>
+        </w:rPr>
+        <w:t>Bangalore</w:t>
       </w:r>
       <w:r>
         <w:rPr>
@@ -16101,23 +17285,21 @@
         <w:rPr>
           <w:rFonts w:ascii="Calibri" w:hAnsi="Calibri"/>
         </w:rPr>
-        <w:t>3. This equipment is not to be used any for purpose which is illegal and is not allowed by laws of India. In case the concerned employee is traveling outside India with the equipment then the equipment has to be used in accordance with the laws of such country being visited.</w:t>
-      </w:r>
-    </w:p>
-    <w:p>
-      <w:pPr>
-        <w:tabs>
-          <w:tab w:val="left" w:pos="90"/>
-        </w:tabs>
+        <w:t xml:space="preserve">3. This equipment is not to be used any for purpose which is illegal and is not allowed by laws of India. In case the concerned employee is traveling outside India with the equipment then the equipment </w:t>
+      </w:r>
+      <w:proofErr w:type="gramStart"/>
+      <w:r>
         <w:rPr>
           <w:rFonts w:ascii="Calibri" w:hAnsi="Calibri"/>
         </w:rPr>
-      </w:pPr>
+        <w:t>has to</w:t>
+      </w:r>
+      <w:proofErr w:type="gramEnd"/>
       <w:r>
         <w:rPr>
           <w:rFonts w:ascii="Calibri" w:hAnsi="Calibri"/>
         </w:rPr>
-        <w:t>4. Desk tops shall not be taken out of office premises without written approval from the head of your department and the IT head.</w:t>
+        <w:t xml:space="preserve"> be used in accordance with the laws of such country being visited.</w:t>
       </w:r>
     </w:p>
     <w:p>
@@ -16133,6 +17315,36 @@
         <w:rPr>
           <w:rFonts w:ascii="Calibri" w:hAnsi="Calibri"/>
         </w:rPr>
+        <w:t xml:space="preserve">4. </w:t>
+      </w:r>
+      <w:proofErr w:type="gramStart"/>
+      <w:r>
+        <w:rPr>
+          <w:rFonts w:ascii="Calibri" w:hAnsi="Calibri"/>
+        </w:rPr>
+        <w:t>Desk tops</w:t>
+      </w:r>
+      <w:proofErr w:type="gramEnd"/>
+      <w:r>
+        <w:rPr>
+          <w:rFonts w:ascii="Calibri" w:hAnsi="Calibri"/>
+        </w:rPr>
+        <w:t xml:space="preserve"> shall not be taken out of office premises without written approval from the head of your department and the IT head.</w:t>
+      </w:r>
+    </w:p>
+    <w:p>
+      <w:pPr>
+        <w:tabs>
+          <w:tab w:val="left" w:pos="90"/>
+        </w:tabs>
+        <w:rPr>
+          <w:rFonts w:ascii="Calibri" w:hAnsi="Calibri"/>
+        </w:rPr>
+      </w:pPr>
+      <w:r>
+        <w:rPr>
+          <w:rFonts w:ascii="Calibri" w:hAnsi="Calibri"/>
+        </w:rPr>
         <w:t>5. Employee shall take good care of the equipment. However, normal wear and tear expenses of the equipment shall be borne by the Company.</w:t>
       </w:r>
     </w:p>
@@ -16165,7 +17377,21 @@
         <w:rPr>
           <w:rFonts w:ascii="Calibri" w:hAnsi="Calibri"/>
         </w:rPr>
-        <w:t>6. Use of equipment for personal, unauthorized or illegal purposes may, at the discretion of the management, constitute cause for termination of the employment.</w:t>
+        <w:t xml:space="preserve">6. Use of equipment for personal, </w:t>
+      </w:r>
+      <w:proofErr w:type="gramStart"/>
+      <w:r>
+        <w:rPr>
+          <w:rFonts w:ascii="Calibri" w:hAnsi="Calibri"/>
+        </w:rPr>
+        <w:t>unauthorized</w:t>
+      </w:r>
+      <w:proofErr w:type="gramEnd"/>
+      <w:r>
+        <w:rPr>
+          <w:rFonts w:ascii="Calibri" w:hAnsi="Calibri"/>
+        </w:rPr>
+        <w:t xml:space="preserve"> or illegal purposes may, at the discretion of the management, constitute cause for termination of the employment.</w:t>
       </w:r>
     </w:p>
     <w:p>
@@ -16254,23 +17480,21 @@
         <w:rPr>
           <w:rFonts w:ascii="Calibri" w:hAnsi="Calibri"/>
         </w:rPr>
-        <w:t>1. This is certified that the equipment (mentioned above) is property of One97 Communications Ltd. and it is issued to me for official work which I will return whenever asked for or at the time of termination of my services to the Company.</w:t>
-      </w:r>
-    </w:p>
-    <w:p>
-      <w:pPr>
-        <w:tabs>
-          <w:tab w:val="left" w:pos="90"/>
-        </w:tabs>
+        <w:t xml:space="preserve">1. This is certified that the equipment (mentioned above) is property of One97 Communications </w:t>
+      </w:r>
+      <w:proofErr w:type="gramStart"/>
+      <w:r>
         <w:rPr>
           <w:rFonts w:ascii="Calibri" w:hAnsi="Calibri"/>
         </w:rPr>
-      </w:pPr>
+        <w:t>Ltd.</w:t>
+      </w:r>
+      <w:proofErr w:type="gramEnd"/>
       <w:r>
         <w:rPr>
           <w:rFonts w:ascii="Calibri" w:hAnsi="Calibri"/>
         </w:rPr>
-        <w:t>2. The equipment has been received by me and is in good working conditions and shall be returned back in good working condition.</w:t>
+        <w:t xml:space="preserve"> and it is issued to me for official work which I will return whenever asked for or at the time of termination of my services to the Company.</w:t>
       </w:r>
     </w:p>
     <w:p>
@@ -16286,6 +17510,36 @@
         <w:rPr>
           <w:rFonts w:ascii="Calibri" w:hAnsi="Calibri"/>
         </w:rPr>
+        <w:t xml:space="preserve">2. The equipment has been received by me and is in good working conditions and shall be </w:t>
+      </w:r>
+      <w:proofErr w:type="gramStart"/>
+      <w:r>
+        <w:rPr>
+          <w:rFonts w:ascii="Calibri" w:hAnsi="Calibri"/>
+        </w:rPr>
+        <w:t>returned back</w:t>
+      </w:r>
+      <w:proofErr w:type="gramEnd"/>
+      <w:r>
+        <w:rPr>
+          <w:rFonts w:ascii="Calibri" w:hAnsi="Calibri"/>
+        </w:rPr>
+        <w:t xml:space="preserve"> in good working condition.</w:t>
+      </w:r>
+    </w:p>
+    <w:p>
+      <w:pPr>
+        <w:tabs>
+          <w:tab w:val="left" w:pos="90"/>
+        </w:tabs>
+        <w:rPr>
+          <w:rFonts w:ascii="Calibri" w:hAnsi="Calibri"/>
+        </w:rPr>
+      </w:pPr>
+      <w:r>
+        <w:rPr>
+          <w:rFonts w:ascii="Calibri" w:hAnsi="Calibri"/>
+        </w:rPr>
         <w:t>3. I shall use the equipment for Authorized Purposes only and shall, to the best of my abilities, always take due and proper care of the said equipment.</w:t>
       </w:r>
     </w:p>
@@ -16302,7 +17556,21 @@
         <w:rPr>
           <w:rFonts w:ascii="Calibri" w:hAnsi="Calibri"/>
         </w:rPr>
-        <w:t>4. I shall be responsible for any loss to the Company due to any improper, unauthorized or illegal use of the said equipment and undertake to promptly make good such loss. Company is authorized to deduct such loss from the remuneration due to me from time to time.</w:t>
+        <w:t xml:space="preserve">4. I shall be responsible for any loss to the Company due to any improper, </w:t>
+      </w:r>
+      <w:proofErr w:type="gramStart"/>
+      <w:r>
+        <w:rPr>
+          <w:rFonts w:ascii="Calibri" w:hAnsi="Calibri"/>
+        </w:rPr>
+        <w:t>unauthorized</w:t>
+      </w:r>
+      <w:proofErr w:type="gramEnd"/>
+      <w:r>
+        <w:rPr>
+          <w:rFonts w:ascii="Calibri" w:hAnsi="Calibri"/>
+        </w:rPr>
+        <w:t xml:space="preserve"> or illegal use of the said equipment and undertake to promptly make good such loss. Company is authorized to deduct such loss from the remuneration due to me from time to time.</w:t>
       </w:r>
     </w:p>
     <w:p>
@@ -16345,40 +17613,43 @@
           <w:szCs w:val="20"/>
           <w:u w:val="single"/>
         </w:rPr>
-        <w:t>Motilal Meher</w:t>
-      </w:r>
+        <w:t xml:space="preserve">Motilal </w:t>
+      </w:r>
+      <w:proofErr w:type="spellStart"/>
       <w:r>
         <w:rPr>
           <w:rFonts w:ascii="Calibri" w:hAnsi="Calibri"/>
           <w:b/>
           <w:sz w:val="20"/>
           <w:szCs w:val="20"/>
-        </w:rPr>
-        <w:t>__________</w:t>
-      </w:r>
-    </w:p>
-    <w:p>
-      <w:pPr>
-        <w:tabs>
-          <w:tab w:val="left" w:pos="90"/>
-        </w:tabs>
-        <w:spacing w:line="480" w:lineRule="auto"/>
+          <w:u w:val="single"/>
+        </w:rPr>
+        <w:t>Meher</w:t>
+      </w:r>
+      <w:proofErr w:type="spellEnd"/>
+      <w:r>
         <w:rPr>
           <w:rFonts w:ascii="Calibri" w:hAnsi="Calibri"/>
           <w:b/>
           <w:sz w:val="20"/>
           <w:szCs w:val="20"/>
         </w:rPr>
-      </w:pPr>
-      <w:r>
+        <w:t>__________</w:t>
+      </w:r>
+    </w:p>
+    <w:p>
+      <w:pPr>
+        <w:tabs>
+          <w:tab w:val="left" w:pos="90"/>
+        </w:tabs>
+        <w:spacing w:line="480" w:lineRule="auto"/>
         <w:rPr>
           <w:rFonts w:ascii="Calibri" w:hAnsi="Calibri"/>
           <w:b/>
           <w:sz w:val="20"/>
           <w:szCs w:val="20"/>
         </w:rPr>
-        <w:t>Signature:</w:t>
-      </w:r>
+      </w:pPr>
       <w:r>
         <w:rPr>
           <w:rFonts w:ascii="Calibri" w:hAnsi="Calibri"/>
@@ -16386,17 +17657,7 @@
           <w:sz w:val="20"/>
           <w:szCs w:val="20"/>
         </w:rPr>
-        <w:t xml:space="preserve"> _</w:t>
-      </w:r>
-      <w:r>
-        <w:rPr>
-          <w:rFonts w:ascii="Arial" w:hAnsi="Arial" w:cs="Arial"/>
-          <w:noProof/>
-          <w:sz w:val="16"/>
-          <w:szCs w:val="16"/>
-          <w:u w:val="single"/>
-        </w:rPr>
-        <w:t>Motilal Meher</w:t>
+        <w:t>Signature:</w:t>
       </w:r>
       <w:r>
         <w:rPr>
@@ -16405,31 +17666,41 @@
           <w:sz w:val="20"/>
           <w:szCs w:val="20"/>
         </w:rPr>
-        <w:t>__</w:t>
-      </w:r>
-    </w:p>
-    <w:p>
-      <w:pPr>
-        <w:tabs>
-          <w:tab w:val="left" w:pos="90"/>
-        </w:tabs>
-        <w:spacing w:line="480" w:lineRule="auto"/>
+        <w:t xml:space="preserve"> _</w:t>
+      </w:r>
+      <w:r>
+        <w:rPr>
+          <w:rFonts w:ascii="Arial" w:hAnsi="Arial" w:cs="Arial"/>
+          <w:noProof/>
+          <w:sz w:val="16"/>
+          <w:szCs w:val="16"/>
+          <w:u w:val="single"/>
+        </w:rPr>
+        <w:t>Motilal Meher</w:t>
+      </w:r>
+      <w:r>
         <w:rPr>
           <w:rFonts w:ascii="Calibri" w:hAnsi="Calibri"/>
           <w:b/>
           <w:sz w:val="20"/>
           <w:szCs w:val="20"/>
         </w:rPr>
-      </w:pPr>
-      <w:r>
+        <w:t>__</w:t>
+      </w:r>
+    </w:p>
+    <w:p>
+      <w:pPr>
+        <w:tabs>
+          <w:tab w:val="left" w:pos="90"/>
+        </w:tabs>
+        <w:spacing w:line="480" w:lineRule="auto"/>
         <w:rPr>
           <w:rFonts w:ascii="Calibri" w:hAnsi="Calibri"/>
           <w:b/>
           <w:sz w:val="20"/>
           <w:szCs w:val="20"/>
         </w:rPr>
-        <w:t>Date:</w:t>
-      </w:r>
+      </w:pPr>
       <w:r>
         <w:rPr>
           <w:rFonts w:ascii="Calibri" w:hAnsi="Calibri"/>
@@ -16437,7 +17708,7 @@
           <w:sz w:val="20"/>
           <w:szCs w:val="20"/>
         </w:rPr>
-        <w:t xml:space="preserve"> ___</w:t>
+        <w:t>Date:</w:t>
       </w:r>
       <w:r>
         <w:rPr>
@@ -16445,9 +17716,8 @@
           <w:b/>
           <w:sz w:val="20"/>
           <w:szCs w:val="20"/>
-          <w:u w:val="single"/>
-        </w:rPr>
-        <w:t>13/07/2022</w:t>
+        </w:rPr>
+        <w:t xml:space="preserve"> ___</w:t>
       </w:r>
       <w:r>
         <w:rPr>
@@ -16457,6 +17727,16 @@
           <w:szCs w:val="20"/>
           <w:u w:val="single"/>
         </w:rPr>
+        <w:t>13/07/2022</w:t>
+      </w:r>
+      <w:r>
+        <w:rPr>
+          <w:rFonts w:ascii="Calibri" w:hAnsi="Calibri"/>
+          <w:b/>
+          <w:sz w:val="20"/>
+          <w:szCs w:val="20"/>
+          <w:u w:val="single"/>
+        </w:rPr>
         <w:t>______________________</w:t>
       </w:r>
     </w:p>
@@ -16818,13 +18098,24 @@
           <w:bCs/>
           <w:u w:val="single"/>
         </w:rPr>
-        <w:t>Motilal Meher</w:t>
-      </w:r>
+        <w:t xml:space="preserve">Motilal </w:t>
+      </w:r>
+      <w:proofErr w:type="spellStart"/>
       <w:r>
         <w:rPr>
           <w:rFonts w:ascii="Calibri" w:hAnsi="Calibri"/>
           <w:b/>
           <w:bCs/>
+          <w:u w:val="single"/>
+        </w:rPr>
+        <w:t>Meher</w:t>
+      </w:r>
+      <w:proofErr w:type="spellEnd"/>
+      <w:r>
+        <w:rPr>
+          <w:rFonts w:ascii="Calibri" w:hAnsi="Calibri"/>
+          <w:b/>
+          <w:bCs/>
         </w:rPr>
         <w:t>_</w:t>
       </w:r>
@@ -16832,12 +18123,26 @@
         <w:rPr>
           <w:rFonts w:ascii="Calibri" w:hAnsi="Calibri"/>
         </w:rPr>
-        <w:t xml:space="preserve"> hereby confirm that in the course of my work, I am routinely allocated IOT devices viz. EDC, POS, Soundbox, Dynamic QR Code devices etc., (hereinafter “Devices”) for further allocation to my team members for necessary deployment at merchants sites</w:t>
-      </w:r>
+        <w:t xml:space="preserve"> hereby confirm that in the course of my work, I am routinely allocated IOT devices viz. EDC, POS, Soundbox, Dynamic QR Code devices etc., (hereinafter “Devices”) for further allocation to my team members for necessary deployment at </w:t>
+      </w:r>
+      <w:proofErr w:type="gramStart"/>
       <w:r>
         <w:rPr>
           <w:rFonts w:ascii="Calibri" w:hAnsi="Calibri"/>
         </w:rPr>
+        <w:t>merchants</w:t>
+      </w:r>
+      <w:proofErr w:type="gramEnd"/>
+      <w:r>
+        <w:rPr>
+          <w:rFonts w:ascii="Calibri" w:hAnsi="Calibri"/>
+        </w:rPr>
+        <w:t xml:space="preserve"> sites</w:t>
+      </w:r>
+      <w:r>
+        <w:rPr>
+          <w:rFonts w:ascii="Calibri" w:hAnsi="Calibri"/>
+        </w:rPr>
         <w:t>.</w:t>
       </w:r>
     </w:p>
@@ -16883,7 +18188,21 @@
         <w:rPr>
           <w:rFonts w:ascii="Calibri" w:hAnsi="Calibri"/>
         </w:rPr>
-        <w:t>I confirm that in case there is any loss, theft or misuse of these Devices while in my possession, or in the possession of any of my team members, I will take all necessary steps for the recovery of those Devices in close coordination with the concerned team member(s), for any loss or damage of the Devices caused due to my direct default or negligence.</w:t>
+        <w:t xml:space="preserve">I confirm that in case there is any loss, </w:t>
+      </w:r>
+      <w:proofErr w:type="gramStart"/>
+      <w:r>
+        <w:rPr>
+          <w:rFonts w:ascii="Calibri" w:hAnsi="Calibri"/>
+        </w:rPr>
+        <w:t>theft</w:t>
+      </w:r>
+      <w:proofErr w:type="gramEnd"/>
+      <w:r>
+        <w:rPr>
+          <w:rFonts w:ascii="Calibri" w:hAnsi="Calibri"/>
+        </w:rPr>
+        <w:t xml:space="preserve"> or misuse of these Devices while in my possession, or in the possession of any of my team members, I will take all necessary steps for the recovery of those Devices in close coordination with the concerned team member(s), for any loss or damage of the Devices caused due to my direct default or negligence.</w:t>
       </w:r>
     </w:p>
     <w:p>
@@ -16965,8 +18284,20 @@
           <w:szCs w:val="20"/>
           <w:u w:val="single"/>
         </w:rPr>
-        <w:t>Motilal Meher</w:t>
-      </w:r>
+        <w:t xml:space="preserve">Motilal </w:t>
+      </w:r>
+      <w:proofErr w:type="spellStart"/>
+      <w:r>
+        <w:rPr>
+          <w:rFonts w:ascii="Calibri" w:hAnsi="Calibri"/>
+          <w:b/>
+          <w:sz w:val="20"/>
+          <w:szCs w:val="20"/>
+          <w:u w:val="single"/>
+        </w:rPr>
+        <w:t>Meher</w:t>
+      </w:r>
+      <w:proofErr w:type="spellEnd"/>
       <w:r>
         <w:rPr>
           <w:rFonts w:ascii="Calibri" w:hAnsi="Calibri"/>
@@ -17316,8 +18647,19 @@
                 <w:sz w:val="22"/>
                 <w:szCs w:val="22"/>
               </w:rPr>
-              <w:t>Motilal Meher</w:t>
+              <w:t xml:space="preserve">Motilal </w:t>
             </w:r>
+            <w:proofErr w:type="spellStart"/>
+            <w:r>
+              <w:rPr>
+                <w:rFonts w:ascii="Calibri" w:hAnsi="Calibri" w:cs="Calibri"/>
+                <w:color w:val="000000"/>
+                <w:sz w:val="22"/>
+                <w:szCs w:val="22"/>
+              </w:rPr>
+              <w:t>Meher</w:t>
+            </w:r>
+            <w:proofErr w:type="spellEnd"/>
           </w:p>
         </w:tc>
       </w:tr>
@@ -17680,7 +19022,27 @@
                 <w:sz w:val="16"/>
                 <w:szCs w:val="16"/>
               </w:rPr>
-              <w:t>Employees can avail exemption once in the block of 2 yrs equal to twice of monthly Basic Salary.</w:t>
+              <w:t xml:space="preserve">Employees can avail exemption once in the block of 2 </w:t>
+            </w:r>
+            <w:proofErr w:type="spellStart"/>
+            <w:r>
+              <w:rPr>
+                <w:rFonts w:ascii="Calibri" w:hAnsi="Calibri" w:cs="Calibri"/>
+                <w:color w:val="000000"/>
+                <w:sz w:val="16"/>
+                <w:szCs w:val="16"/>
+              </w:rPr>
+              <w:t>yrs</w:t>
+            </w:r>
+            <w:proofErr w:type="spellEnd"/>
+            <w:r>
+              <w:rPr>
+                <w:rFonts w:ascii="Calibri" w:hAnsi="Calibri" w:cs="Calibri"/>
+                <w:color w:val="000000"/>
+                <w:sz w:val="16"/>
+                <w:szCs w:val="16"/>
+              </w:rPr>
+              <w:t xml:space="preserve"> equal to twice of monthly Basic Salary.</w:t>
             </w:r>
             <w:r>
               <w:rPr>
@@ -18198,7 +19560,27 @@
                 <w:sz w:val="16"/>
                 <w:szCs w:val="16"/>
               </w:rPr>
-              <w:t>Employees can avail Monthly Rs 1000 upto MG2, MG3 &amp; Above Rs 2000 per month. Employee cannot avail this facility during the first month of joining</w:t>
+              <w:t xml:space="preserve">Employees can avail Monthly Rs 1000 </w:t>
+            </w:r>
+            <w:proofErr w:type="spellStart"/>
+            <w:r>
+              <w:rPr>
+                <w:rFonts w:ascii="Calibri" w:hAnsi="Calibri" w:cs="Calibri"/>
+                <w:color w:val="000000"/>
+                <w:sz w:val="16"/>
+                <w:szCs w:val="16"/>
+              </w:rPr>
+              <w:t>upto</w:t>
+            </w:r>
+            <w:proofErr w:type="spellEnd"/>
+            <w:r>
+              <w:rPr>
+                <w:rFonts w:ascii="Calibri" w:hAnsi="Calibri" w:cs="Calibri"/>
+                <w:color w:val="000000"/>
+                <w:sz w:val="16"/>
+                <w:szCs w:val="16"/>
+              </w:rPr>
+              <w:t xml:space="preserve"> MG2, MG3 &amp; Above Rs 2000 per month. Employee cannot avail this facility during the first month of joining</w:t>
             </w:r>
           </w:p>
           <w:p>
@@ -19855,12 +21237,13 @@
             </w:r>
             <w:r>
               <w:rPr>
-                <w:rFonts w:ascii="Calibri" w:hAnsi="Calibri" w:cs="Calibri"/>
-                <w:color w:val="000000"/>
-                <w:sz w:val="16"/>
-                <w:szCs w:val="16"/>
-              </w:rPr>
-              <w:t>Noida</w:t>
+                <w:rFonts w:ascii="Calibri" w:hAnsi="Calibri"/>
+                <w:b/>
+                <w:sz w:val="20"/>
+                <w:szCs w:val="20"/>
+                <w:u w:val="single"/>
+              </w:rPr>
+              <w:t>Bangalore</w:t>
             </w:r>
           </w:p>
         </w:tc>
@@ -20099,18 +21482,28 @@
         </w:rPr>
         <w:t>Name of Employee</w:t>
       </w:r>
+      <w:proofErr w:type="gramStart"/>
       <w:r>
         <w:rPr>
           <w:rFonts w:ascii="Open Sans" w:hAnsi="Open Sans" w:cs="Open Sans"/>
         </w:rPr>
         <w:t>.....</w:t>
       </w:r>
+      <w:proofErr w:type="gramEnd"/>
       <w:r>
         <w:rPr>
           <w:rFonts w:ascii="Open Sans" w:hAnsi="Open Sans" w:cs="Open Sans"/>
         </w:rPr>
-        <w:t>Motilal Meher</w:t>
-      </w:r>
+        <w:t xml:space="preserve">Motilal </w:t>
+      </w:r>
+      <w:proofErr w:type="spellStart"/>
+      <w:r>
+        <w:rPr>
+          <w:rFonts w:ascii="Open Sans" w:hAnsi="Open Sans" w:cs="Open Sans"/>
+        </w:rPr>
+        <w:t>Meher</w:t>
+      </w:r>
+      <w:proofErr w:type="spellEnd"/>
       <w:r>
         <w:rPr>
           <w:rFonts w:ascii="Open Sans" w:hAnsi="Open Sans" w:cs="Open Sans"/>
@@ -20248,8 +21641,16 @@
               <w:rPr>
                 <w:rFonts w:ascii="Open Sans" w:hAnsi="Open Sans" w:cs="Open Sans"/>
               </w:rPr>
-              <w:t xml:space="preserve"> /No)</w:t>
+              <w:t xml:space="preserve"> /No</w:t>
             </w:r>
+            <w:proofErr w:type="gramStart"/>
+            <w:r>
+              <w:rPr>
+                <w:rFonts w:ascii="Open Sans" w:hAnsi="Open Sans" w:cs="Open Sans"/>
+              </w:rPr>
+              <w:t>)</w:t>
+            </w:r>
+            <w:proofErr w:type="gramEnd"/>
           </w:p>
           <w:p>
             <w:pPr>
@@ -20739,7 +22140,21 @@
         <w:rPr>
           <w:rFonts w:ascii="Open Sans" w:hAnsi="Open Sans" w:cs="Open Sans"/>
         </w:rPr>
-        <w:t>If Yes, please provide details below:</w:t>
+        <w:t xml:space="preserve">If </w:t>
+      </w:r>
+      <w:proofErr w:type="gramStart"/>
+      <w:r>
+        <w:rPr>
+          <w:rFonts w:ascii="Open Sans" w:hAnsi="Open Sans" w:cs="Open Sans"/>
+        </w:rPr>
+        <w:t>Yes</w:t>
+      </w:r>
+      <w:proofErr w:type="gramEnd"/>
+      <w:r>
+        <w:rPr>
+          <w:rFonts w:ascii="Open Sans" w:hAnsi="Open Sans" w:cs="Open Sans"/>
+        </w:rPr>
+        <w:t>, please provide details below:</w:t>
       </w:r>
     </w:p>
     <w:p>
@@ -21125,7 +22540,21 @@
         <w:rPr>
           <w:rFonts w:ascii="Open Sans" w:hAnsi="Open Sans" w:cs="Open Sans"/>
         </w:rPr>
-        <w:t>Have you ever been convicted in any civil or criminal case -  Yes/No: __</w:t>
+        <w:t xml:space="preserve">Have you ever been convicted in any civil or criminal case </w:t>
+      </w:r>
+      <w:proofErr w:type="gramStart"/>
+      <w:r>
+        <w:rPr>
+          <w:rFonts w:ascii="Open Sans" w:hAnsi="Open Sans" w:cs="Open Sans"/>
+        </w:rPr>
+        <w:t>-  Yes</w:t>
+      </w:r>
+      <w:proofErr w:type="gramEnd"/>
+      <w:r>
+        <w:rPr>
+          <w:rFonts w:ascii="Open Sans" w:hAnsi="Open Sans" w:cs="Open Sans"/>
+        </w:rPr>
+        <w:t>/No: __</w:t>
       </w:r>
       <w:r>
         <w:rPr>
@@ -21201,14 +22630,36 @@
         <w:rPr>
           <w:rFonts w:ascii="Open Sans" w:hAnsi="Open Sans" w:cs="Open Sans"/>
         </w:rPr>
-        <w:t>Is there any pending criminal or civil case against you -  Yes/No:_____</w:t>
-      </w:r>
+        <w:t xml:space="preserve">Is there any pending criminal or civil case against you </w:t>
+      </w:r>
+      <w:proofErr w:type="gramStart"/>
       <w:r>
         <w:rPr>
           <w:rFonts w:ascii="Open Sans" w:hAnsi="Open Sans" w:cs="Open Sans"/>
         </w:rPr>
+        <w:t>-  Yes</w:t>
+      </w:r>
+      <w:proofErr w:type="gramEnd"/>
+      <w:r>
+        <w:rPr>
+          <w:rFonts w:ascii="Open Sans" w:hAnsi="Open Sans" w:cs="Open Sans"/>
+        </w:rPr>
+        <w:t>/</w:t>
+      </w:r>
+      <w:proofErr w:type="spellStart"/>
+      <w:r>
+        <w:rPr>
+          <w:rFonts w:ascii="Open Sans" w:hAnsi="Open Sans" w:cs="Open Sans"/>
+        </w:rPr>
+        <w:t>No:_____</w:t>
+      </w:r>
+      <w:r>
+        <w:rPr>
+          <w:rFonts w:ascii="Open Sans" w:hAnsi="Open Sans" w:cs="Open Sans"/>
+        </w:rPr>
         <w:t>No</w:t>
       </w:r>
+      <w:proofErr w:type="spellEnd"/>
       <w:r>
         <w:rPr>
           <w:rFonts w:ascii="Open Sans" w:hAnsi="Open Sans" w:cs="Open Sans"/>
@@ -21261,6 +22712,7 @@
         <w:rPr>
           <w:rFonts w:ascii="Open Sans" w:hAnsi="Open Sans" w:cs="Open Sans"/>
         </w:rPr>
+        <w:lastRenderedPageBreak/>
         <w:t> </w:t>
       </w:r>
     </w:p>
@@ -21269,7 +22721,6 @@
         <w:rPr>
           <w:rFonts w:ascii="Open Sans" w:hAnsi="Open Sans" w:cs="Open Sans"/>
         </w:rPr>
-        <w:lastRenderedPageBreak/>
         <w:t>You are required to disclose to HR team about any legal or criminal proceedings, either filed against you in the past or pending against you while you join the company. Also, during your employment with One97, you are duly bound to report, within 24 hours, any case that comes against you in future.</w:t>
       </w:r>
     </w:p>
@@ -21472,40 +22923,43 @@
           <w:szCs w:val="20"/>
           <w:u w:val="single"/>
         </w:rPr>
-        <w:t>Motilal Meher</w:t>
-      </w:r>
+        <w:t xml:space="preserve">Motilal </w:t>
+      </w:r>
+      <w:proofErr w:type="spellStart"/>
       <w:r>
         <w:rPr>
           <w:rFonts w:ascii="Calibri" w:hAnsi="Calibri"/>
           <w:b/>
           <w:sz w:val="20"/>
           <w:szCs w:val="20"/>
-        </w:rPr>
-        <w:t>__________</w:t>
-      </w:r>
-    </w:p>
-    <w:p>
-      <w:pPr>
-        <w:tabs>
-          <w:tab w:val="left" w:pos="90"/>
-        </w:tabs>
-        <w:spacing w:line="480" w:lineRule="auto"/>
+          <w:u w:val="single"/>
+        </w:rPr>
+        <w:t>Meher</w:t>
+      </w:r>
+      <w:proofErr w:type="spellEnd"/>
+      <w:r>
         <w:rPr>
           <w:rFonts w:ascii="Calibri" w:hAnsi="Calibri"/>
           <w:b/>
           <w:sz w:val="20"/>
           <w:szCs w:val="20"/>
         </w:rPr>
-      </w:pPr>
-      <w:r>
+        <w:t>__________</w:t>
+      </w:r>
+    </w:p>
+    <w:p>
+      <w:pPr>
+        <w:tabs>
+          <w:tab w:val="left" w:pos="90"/>
+        </w:tabs>
+        <w:spacing w:line="480" w:lineRule="auto"/>
         <w:rPr>
           <w:rFonts w:ascii="Calibri" w:hAnsi="Calibri"/>
           <w:b/>
           <w:sz w:val="20"/>
           <w:szCs w:val="20"/>
         </w:rPr>
-        <w:t>Signature:</w:t>
-      </w:r>
+      </w:pPr>
       <w:r>
         <w:rPr>
           <w:rFonts w:ascii="Calibri" w:hAnsi="Calibri"/>
@@ -21513,17 +22967,7 @@
           <w:sz w:val="20"/>
           <w:szCs w:val="20"/>
         </w:rPr>
-        <w:t xml:space="preserve"> _</w:t>
-      </w:r>
-      <w:r>
-        <w:rPr>
-          <w:rFonts w:ascii="Arial" w:hAnsi="Arial" w:cs="Arial"/>
-          <w:noProof/>
-          <w:sz w:val="16"/>
-          <w:szCs w:val="16"/>
-          <w:u w:val="single"/>
-        </w:rPr>
-        <w:t>Motilal Meher</w:t>
+        <w:t>Signature:</w:t>
       </w:r>
       <w:r>
         <w:rPr>
@@ -21532,31 +22976,41 @@
           <w:sz w:val="20"/>
           <w:szCs w:val="20"/>
         </w:rPr>
-        <w:t>__</w:t>
-      </w:r>
-    </w:p>
-    <w:p>
-      <w:pPr>
-        <w:tabs>
-          <w:tab w:val="left" w:pos="90"/>
-        </w:tabs>
-        <w:spacing w:line="480" w:lineRule="auto"/>
+        <w:t xml:space="preserve"> _</w:t>
+      </w:r>
+      <w:r>
+        <w:rPr>
+          <w:rFonts w:ascii="Arial" w:hAnsi="Arial" w:cs="Arial"/>
+          <w:noProof/>
+          <w:sz w:val="16"/>
+          <w:szCs w:val="16"/>
+          <w:u w:val="single"/>
+        </w:rPr>
+        <w:t>Motilal Meher</w:t>
+      </w:r>
+      <w:r>
         <w:rPr>
           <w:rFonts w:ascii="Calibri" w:hAnsi="Calibri"/>
           <w:b/>
           <w:sz w:val="20"/>
           <w:szCs w:val="20"/>
         </w:rPr>
-      </w:pPr>
-      <w:r>
+        <w:t>__</w:t>
+      </w:r>
+    </w:p>
+    <w:p>
+      <w:pPr>
+        <w:tabs>
+          <w:tab w:val="left" w:pos="90"/>
+        </w:tabs>
+        <w:spacing w:line="480" w:lineRule="auto"/>
         <w:rPr>
           <w:rFonts w:ascii="Calibri" w:hAnsi="Calibri"/>
           <w:b/>
           <w:sz w:val="20"/>
           <w:szCs w:val="20"/>
         </w:rPr>
-        <w:t>Date:</w:t>
-      </w:r>
+      </w:pPr>
       <w:r>
         <w:rPr>
           <w:rFonts w:ascii="Calibri" w:hAnsi="Calibri"/>
@@ -21564,7 +23018,7 @@
           <w:sz w:val="20"/>
           <w:szCs w:val="20"/>
         </w:rPr>
-        <w:t xml:space="preserve"> ___</w:t>
+        <w:t>Date:</w:t>
       </w:r>
       <w:r>
         <w:rPr>
@@ -21572,6 +23026,15 @@
           <w:b/>
           <w:sz w:val="20"/>
           <w:szCs w:val="20"/>
+        </w:rPr>
+        <w:t xml:space="preserve"> ___</w:t>
+      </w:r>
+      <w:r>
+        <w:rPr>
+          <w:rFonts w:ascii="Calibri" w:hAnsi="Calibri"/>
+          <w:b/>
+          <w:sz w:val="20"/>
+          <w:szCs w:val="20"/>
           <w:u w:val="single"/>
         </w:rPr>
         <w:t>13/07/2022______________________</w:t>
@@ -22171,6 +23634,7 @@
           <w:u w:val="single"/>
           <w:lang w:val="en-IN"/>
         </w:rPr>
+        <w:lastRenderedPageBreak/>
         <w:t>LETTER OF UNDERTAKING</w:t>
       </w:r>
     </w:p>
@@ -22233,27 +23697,30 @@
           <w:szCs w:val="20"/>
           <w:u w:val="single"/>
         </w:rPr>
-        <w:t>Motilal Meher</w:t>
-      </w:r>
+        <w:t xml:space="preserve">Motilal </w:t>
+      </w:r>
+      <w:proofErr w:type="spellStart"/>
       <w:r>
         <w:rPr>
           <w:rFonts w:ascii="Arial" w:hAnsi="Arial" w:cs="Arial"/>
           <w:b/>
           <w:sz w:val="20"/>
           <w:szCs w:val="20"/>
-        </w:rPr>
-        <w:t>___Son/ Daughter/ of __</w:t>
-      </w:r>
+          <w:u w:val="single"/>
+        </w:rPr>
+        <w:t>Meher</w:t>
+      </w:r>
+      <w:proofErr w:type="spellEnd"/>
       <w:r>
         <w:rPr>
           <w:rFonts w:ascii="Arial" w:hAnsi="Arial" w:cs="Arial"/>
           <w:b/>
           <w:sz w:val="20"/>
           <w:szCs w:val="20"/>
-          <w:u w:val="single"/>
-        </w:rPr>
-        <w:t>Romanchal Meher</w:t>
-      </w:r>
+        </w:rPr>
+        <w:t>___Son/ Daughter/ of __</w:t>
+      </w:r>
+      <w:proofErr w:type="spellStart"/>
       <w:r>
         <w:rPr>
           <w:rFonts w:ascii="Arial" w:hAnsi="Arial" w:cs="Arial"/>
@@ -22262,17 +23729,20 @@
           <w:szCs w:val="20"/>
           <w:u w:val="single"/>
         </w:rPr>
-        <w:t>___</w:t>
-      </w:r>
+        <w:t>Romanchal</w:t>
+      </w:r>
+      <w:proofErr w:type="spellEnd"/>
       <w:r>
         <w:rPr>
           <w:rFonts w:ascii="Arial" w:hAnsi="Arial" w:cs="Arial"/>
           <w:b/>
           <w:sz w:val="20"/>
           <w:szCs w:val="20"/>
-        </w:rPr>
-        <w:t xml:space="preserve"> (Father’s/Husband’s Name) Resident of _</w:t>
-      </w:r>
+          <w:u w:val="single"/>
+        </w:rPr>
+        <w:t xml:space="preserve"> </w:t>
+      </w:r>
+      <w:proofErr w:type="spellStart"/>
       <w:r>
         <w:rPr>
           <w:rFonts w:ascii="Arial" w:hAnsi="Arial" w:cs="Arial"/>
@@ -22281,7 +23751,59 @@
           <w:szCs w:val="20"/>
           <w:u w:val="single"/>
         </w:rPr>
-        <w:t>Balram township, A-417, Talcher, Angul,Odisha, 759148</w:t>
+        <w:t>Meher</w:t>
+      </w:r>
+      <w:proofErr w:type="spellEnd"/>
+      <w:r>
+        <w:rPr>
+          <w:rFonts w:ascii="Arial" w:hAnsi="Arial" w:cs="Arial"/>
+          <w:b/>
+          <w:sz w:val="20"/>
+          <w:szCs w:val="20"/>
+          <w:u w:val="single"/>
+        </w:rPr>
+        <w:t>___</w:t>
+      </w:r>
+      <w:r>
+        <w:rPr>
+          <w:rFonts w:ascii="Arial" w:hAnsi="Arial" w:cs="Arial"/>
+          <w:b/>
+          <w:sz w:val="20"/>
+          <w:szCs w:val="20"/>
+        </w:rPr>
+        <w:t xml:space="preserve"> (Father’s/Husband’s Name) Resident of _</w:t>
+      </w:r>
+      <w:r>
+        <w:rPr>
+          <w:rFonts w:ascii="Arial" w:hAnsi="Arial" w:cs="Arial"/>
+          <w:b/>
+          <w:sz w:val="20"/>
+          <w:szCs w:val="20"/>
+          <w:u w:val="single"/>
+        </w:rPr>
+        <w:t xml:space="preserve">Balram township, A-417, Talcher, </w:t>
+      </w:r>
+      <w:proofErr w:type="spellStart"/>
+      <w:r>
+        <w:rPr>
+          <w:rFonts w:ascii="Arial" w:hAnsi="Arial" w:cs="Arial"/>
+          <w:b/>
+          <w:sz w:val="20"/>
+          <w:szCs w:val="20"/>
+          <w:u w:val="single"/>
+        </w:rPr>
+        <w:t>Angul,Odisha</w:t>
+      </w:r>
+      <w:proofErr w:type="spellEnd"/>
+      <w:r>
+        <w:rPr>
+          <w:rFonts w:ascii="Arial" w:hAnsi="Arial" w:cs="Arial"/>
+          <w:b/>
+          <w:sz w:val="20"/>
+          <w:szCs w:val="20"/>
+          <w:u w:val="single"/>
+        </w:rPr>
+        <w:t>, 759148</w:t>
       </w:r>
       <w:r>
         <w:rPr>
@@ -22325,7 +23847,49 @@
           <w:szCs w:val="20"/>
           <w:lang w:val="en-IN"/>
         </w:rPr>
-        <w:t xml:space="preserve">In case you are suggesting or confirming procurement or purchase or availment of material or services from your relatives, friends, associates, acquaintances directly or indirectly you will disclose the same to the management as part of purchase process. In case you fail to disclose the same and such non disclosure puts the Company or its associates or subcontractors at a disadvantage or commercial loss, the company can take appropriate action against you. If you aware of any unethical practices which are putting company or its associates or subcontractors under any commercial disadvantage you are expected to share this at </w:t>
+        <w:t xml:space="preserve">In case you are suggesting or confirming procurement or purchase or </w:t>
+      </w:r>
+      <w:proofErr w:type="spellStart"/>
+      <w:r>
+        <w:rPr>
+          <w:rFonts w:ascii="Arial" w:hAnsi="Arial" w:cs="Arial"/>
+          <w:sz w:val="20"/>
+          <w:szCs w:val="20"/>
+          <w:lang w:val="en-IN"/>
+        </w:rPr>
+        <w:t>availment</w:t>
+      </w:r>
+      <w:proofErr w:type="spellEnd"/>
+      <w:r>
+        <w:rPr>
+          <w:rFonts w:ascii="Arial" w:hAnsi="Arial" w:cs="Arial"/>
+          <w:sz w:val="20"/>
+          <w:szCs w:val="20"/>
+          <w:lang w:val="en-IN"/>
+        </w:rPr>
+        <w:t xml:space="preserve"> of material or services from your relatives, friends, associates, acquaintances directly or indirectly you will disclose the same to the management as part of purchase process. In case you fail to disclose the same and such </w:t>
+      </w:r>
+      <w:proofErr w:type="spellStart"/>
+      <w:proofErr w:type="gramStart"/>
+      <w:r>
+        <w:rPr>
+          <w:rFonts w:ascii="Arial" w:hAnsi="Arial" w:cs="Arial"/>
+          <w:sz w:val="20"/>
+          <w:szCs w:val="20"/>
+          <w:lang w:val="en-IN"/>
+        </w:rPr>
+        <w:t>non disclosure</w:t>
+      </w:r>
+      <w:proofErr w:type="spellEnd"/>
+      <w:proofErr w:type="gramEnd"/>
+      <w:r>
+        <w:rPr>
+          <w:rFonts w:ascii="Arial" w:hAnsi="Arial" w:cs="Arial"/>
+          <w:sz w:val="20"/>
+          <w:szCs w:val="20"/>
+          <w:lang w:val="en-IN"/>
+        </w:rPr>
+        <w:t xml:space="preserve"> puts the Company or its associates or subcontractors at a disadvantage or commercial loss, the company can take appropriate action against you. If you aware of any unethical practices which are putting company or its associates or subcontractors under any commercial disadvantage you are expected to share this at </w:t>
       </w:r>
       <w:hyperlink r:id="rId12" w:history="1">
         <w:r>
@@ -22364,70 +23928,60 @@
           <w:szCs w:val="20"/>
         </w:rPr>
       </w:pPr>
+      <w:proofErr w:type="gramStart"/>
       <w:r>
         <w:rPr>
           <w:rFonts w:ascii="Arial" w:hAnsi="Arial" w:cs="Arial"/>
           <w:sz w:val="20"/>
           <w:szCs w:val="20"/>
         </w:rPr>
-        <w:t>You  must, at all times, comply with the  applicable rules and regulations, honest conduct, high ethical business standards and commitment to the company. Organization will not  tolerate any such incident wherein an employee is found to be  involved  in  any unethical business dealing and benefiting himself/herself or helping  someone with whom he/she   is associated directly or indirectly or has vested interest for personal benefit/gains. Any  breach will  be viewed seriously  and it may lead to severe disciplinary action and legal proceedings.</w:t>
-      </w:r>
-    </w:p>
-    <w:p>
-      <w:pPr>
-        <w:tabs>
-          <w:tab w:val="left" w:pos="90"/>
-        </w:tabs>
+        <w:t>You  must</w:t>
+      </w:r>
+      <w:proofErr w:type="gramEnd"/>
+      <w:r>
         <w:rPr>
           <w:rFonts w:ascii="Arial" w:hAnsi="Arial" w:cs="Arial"/>
           <w:sz w:val="20"/>
           <w:szCs w:val="20"/>
         </w:rPr>
-      </w:pPr>
-    </w:p>
-    <w:p>
-      <w:pPr>
-        <w:tabs>
-          <w:tab w:val="left" w:pos="90"/>
-        </w:tabs>
+        <w:t xml:space="preserve">, at all times, comply with the  applicable rules and regulations, honest conduct, high ethical business standards and commitment to the company. Organization will </w:t>
+      </w:r>
+      <w:proofErr w:type="gramStart"/>
+      <w:r>
         <w:rPr>
           <w:rFonts w:ascii="Arial" w:hAnsi="Arial" w:cs="Arial"/>
           <w:sz w:val="20"/>
           <w:szCs w:val="20"/>
         </w:rPr>
-      </w:pPr>
+        <w:t>not  tolerate</w:t>
+      </w:r>
+      <w:proofErr w:type="gramEnd"/>
       <w:r>
         <w:rPr>
           <w:rFonts w:ascii="Arial" w:hAnsi="Arial" w:cs="Arial"/>
           <w:sz w:val="20"/>
           <w:szCs w:val="20"/>
         </w:rPr>
-        <w:t>You have agreed that during your employment with One97 you will disclose the details of any relative or partnership firm or sole proprietorship firm or companies in which you or your relative(s) may have any direct or indirect interest by virtue of being partner or employee or shareholder or otherwise who/which propose to enter or are already into any transaction/agreement with One97 in connection with its business affairs. This disclosure shall be made by you forthwith, when information of such transaction/agreement comes to your notice.</w:t>
-      </w:r>
-    </w:p>
-    <w:p>
-      <w:pPr>
-        <w:tabs>
-          <w:tab w:val="left" w:pos="90"/>
-        </w:tabs>
+        <w:t xml:space="preserve"> any such incident wherein an employee is found to be  involved  in  any unethical business dealing and benefiting himself/herself or helping  someone with whom he/she   is associated directly or indirectly or has vested interest for personal benefit/gains. </w:t>
+      </w:r>
+      <w:proofErr w:type="gramStart"/>
+      <w:r>
         <w:rPr>
           <w:rFonts w:ascii="Arial" w:hAnsi="Arial" w:cs="Arial"/>
           <w:sz w:val="20"/>
           <w:szCs w:val="20"/>
         </w:rPr>
-      </w:pPr>
-    </w:p>
-    <w:p>
-      <w:pPr>
-        <w:tabs>
-          <w:tab w:val="left" w:pos="90"/>
-        </w:tabs>
+        <w:t>Any  breach</w:t>
+      </w:r>
+      <w:proofErr w:type="gramEnd"/>
+      <w:r>
         <w:rPr>
           <w:rFonts w:ascii="Arial" w:hAnsi="Arial" w:cs="Arial"/>
           <w:sz w:val="20"/>
           <w:szCs w:val="20"/>
         </w:rPr>
-      </w:pPr>
+        <w:t xml:space="preserve"> will  be viewed seriously  and it may lead to severe disciplinary action and legal proceedings.</w:t>
+      </w:r>
     </w:p>
     <w:p>
       <w:pPr>
@@ -22446,12 +24000,10 @@
         <w:tabs>
           <w:tab w:val="left" w:pos="90"/>
         </w:tabs>
-        <w:spacing w:line="480" w:lineRule="auto"/>
         <w:rPr>
           <w:rFonts w:ascii="Arial" w:hAnsi="Arial" w:cs="Arial"/>
           <w:sz w:val="20"/>
           <w:szCs w:val="20"/>
-          <w:u w:val="single"/>
         </w:rPr>
       </w:pPr>
       <w:r>
@@ -22460,22 +24012,98 @@
           <w:sz w:val="20"/>
           <w:szCs w:val="20"/>
         </w:rPr>
-        <w:t xml:space="preserve">Signature </w:t>
-      </w:r>
+        <w:t xml:space="preserve">You have agreed that during your employment with One97 you will disclose the details of any relative or partnership firm or sole proprietorship firm or companies in which you or your relative(s) may have any direct or indirect interest by virtue of being partner or employee or shareholder or otherwise who/which propose to enter or are already into any transaction/agreement with One97 in connection with its business affairs. This disclosure shall be made by you </w:t>
+      </w:r>
+      <w:proofErr w:type="gramStart"/>
       <w:r>
         <w:rPr>
           <w:rFonts w:ascii="Arial" w:hAnsi="Arial" w:cs="Arial"/>
           <w:sz w:val="20"/>
           <w:szCs w:val="20"/>
         </w:rPr>
-        <w:tab/>
-      </w:r>
+        <w:t>forthwith, when</w:t>
+      </w:r>
+      <w:proofErr w:type="gramEnd"/>
       <w:r>
         <w:rPr>
           <w:rFonts w:ascii="Arial" w:hAnsi="Arial" w:cs="Arial"/>
           <w:sz w:val="20"/>
           <w:szCs w:val="20"/>
         </w:rPr>
+        <w:t xml:space="preserve"> information of such transaction/agreement comes to your notice.</w:t>
+      </w:r>
+    </w:p>
+    <w:p>
+      <w:pPr>
+        <w:tabs>
+          <w:tab w:val="left" w:pos="90"/>
+        </w:tabs>
+        <w:rPr>
+          <w:rFonts w:ascii="Arial" w:hAnsi="Arial" w:cs="Arial"/>
+          <w:sz w:val="20"/>
+          <w:szCs w:val="20"/>
+        </w:rPr>
+      </w:pPr>
+    </w:p>
+    <w:p>
+      <w:pPr>
+        <w:tabs>
+          <w:tab w:val="left" w:pos="90"/>
+        </w:tabs>
+        <w:rPr>
+          <w:rFonts w:ascii="Arial" w:hAnsi="Arial" w:cs="Arial"/>
+          <w:sz w:val="20"/>
+          <w:szCs w:val="20"/>
+        </w:rPr>
+      </w:pPr>
+    </w:p>
+    <w:p>
+      <w:pPr>
+        <w:tabs>
+          <w:tab w:val="left" w:pos="90"/>
+        </w:tabs>
+        <w:rPr>
+          <w:rFonts w:ascii="Arial" w:hAnsi="Arial" w:cs="Arial"/>
+          <w:sz w:val="20"/>
+          <w:szCs w:val="20"/>
+        </w:rPr>
+      </w:pPr>
+    </w:p>
+    <w:p>
+      <w:pPr>
+        <w:tabs>
+          <w:tab w:val="left" w:pos="90"/>
+        </w:tabs>
+        <w:spacing w:line="480" w:lineRule="auto"/>
+        <w:rPr>
+          <w:rFonts w:ascii="Arial" w:hAnsi="Arial" w:cs="Arial"/>
+          <w:sz w:val="20"/>
+          <w:szCs w:val="20"/>
+          <w:u w:val="single"/>
+        </w:rPr>
+      </w:pPr>
+      <w:r>
+        <w:rPr>
+          <w:rFonts w:ascii="Arial" w:hAnsi="Arial" w:cs="Arial"/>
+          <w:sz w:val="20"/>
+          <w:szCs w:val="20"/>
+        </w:rPr>
+        <w:t xml:space="preserve">Signature </w:t>
+      </w:r>
+      <w:r>
+        <w:rPr>
+          <w:rFonts w:ascii="Arial" w:hAnsi="Arial" w:cs="Arial"/>
+          <w:sz w:val="20"/>
+          <w:szCs w:val="20"/>
+        </w:rPr>
+        <w:tab/>
+      </w:r>
+      <w:r>
+        <w:rPr>
+          <w:rFonts w:ascii="Arial" w:hAnsi="Arial" w:cs="Arial"/>
+          <w:sz w:val="20"/>
+          <w:szCs w:val="20"/>
+        </w:rPr>
         <w:tab/>
         <w:t>:</w:t>
       </w:r>
@@ -22532,8 +24160,18 @@
           <w:sz w:val="20"/>
           <w:szCs w:val="20"/>
         </w:rPr>
-        <w:t xml:space="preserve">   Motilal Meher</w:t>
-      </w:r>
+        <w:t xml:space="preserve">   Motilal </w:t>
+      </w:r>
+      <w:proofErr w:type="spellStart"/>
+      <w:r>
+        <w:rPr>
+          <w:rFonts w:ascii="Arial" w:hAnsi="Arial" w:cs="Arial"/>
+          <w:sz w:val="20"/>
+          <w:szCs w:val="20"/>
+        </w:rPr>
+        <w:t>Meher</w:t>
+      </w:r>
+      <w:proofErr w:type="spellEnd"/>
     </w:p>
     <w:p>
       <w:pPr>
@@ -23049,6 +24687,7 @@
           <w:sz w:val="28"/>
           <w:szCs w:val="28"/>
         </w:rPr>
+        <w:lastRenderedPageBreak/>
         <w:t>PAYMENT OF GRATUITY ACT.</w:t>
       </w:r>
     </w:p>
@@ -23072,30 +24711,40 @@
           <w:sz w:val="28"/>
           <w:szCs w:val="28"/>
         </w:rPr>
-        <w:lastRenderedPageBreak/>
-        <w:t>[ SEE SUB-RULE (1) of Rule 6 ]</w:t>
-      </w:r>
-    </w:p>
-    <w:p>
-      <w:pPr>
-        <w:tabs>
-          <w:tab w:val="left" w:pos="90"/>
-        </w:tabs>
-        <w:jc w:val="center"/>
+        <w:t xml:space="preserve">[ SEE SUB-RULE (1) of Rule </w:t>
+      </w:r>
+      <w:proofErr w:type="gramStart"/>
+      <w:r>
         <w:rPr>
           <w:rFonts w:ascii="Arial" w:hAnsi="Arial" w:cs="Arial"/>
           <w:b/>
           <w:sz w:val="28"/>
           <w:szCs w:val="28"/>
         </w:rPr>
-      </w:pPr>
-      <w:r>
+        <w:t>6 ]</w:t>
+      </w:r>
+      <w:proofErr w:type="gramEnd"/>
+    </w:p>
+    <w:p>
+      <w:pPr>
+        <w:tabs>
+          <w:tab w:val="left" w:pos="90"/>
+        </w:tabs>
+        <w:jc w:val="center"/>
         <w:rPr>
           <w:rFonts w:ascii="Arial" w:hAnsi="Arial" w:cs="Arial"/>
           <w:b/>
           <w:sz w:val="28"/>
           <w:szCs w:val="28"/>
         </w:rPr>
+      </w:pPr>
+      <w:r>
+        <w:rPr>
+          <w:rFonts w:ascii="Arial" w:hAnsi="Arial" w:cs="Arial"/>
+          <w:b/>
+          <w:sz w:val="28"/>
+          <w:szCs w:val="28"/>
+        </w:rPr>
         <w:t>NOMINATION</w:t>
       </w:r>
     </w:p>
@@ -23231,8 +24880,36 @@
           <w:sz w:val="22"/>
           <w:szCs w:val="22"/>
         </w:rPr>
-        <w:t>[ I Give here name or description of the establishment with full address ]</w:t>
-      </w:r>
+        <w:t xml:space="preserve">[ I Give </w:t>
+      </w:r>
+      <w:proofErr w:type="spellStart"/>
+      <w:r>
+        <w:rPr>
+          <w:rFonts w:ascii="Arial" w:hAnsi="Arial" w:cs="Arial"/>
+          <w:sz w:val="22"/>
+          <w:szCs w:val="22"/>
+        </w:rPr>
+        <w:t>here</w:t>
+      </w:r>
+      <w:proofErr w:type="spellEnd"/>
+      <w:r>
+        <w:rPr>
+          <w:rFonts w:ascii="Arial" w:hAnsi="Arial" w:cs="Arial"/>
+          <w:sz w:val="22"/>
+          <w:szCs w:val="22"/>
+        </w:rPr>
+        <w:t xml:space="preserve"> name or description of the establishment with full </w:t>
+      </w:r>
+      <w:proofErr w:type="gramStart"/>
+      <w:r>
+        <w:rPr>
+          <w:rFonts w:ascii="Arial" w:hAnsi="Arial" w:cs="Arial"/>
+          <w:sz w:val="22"/>
+          <w:szCs w:val="22"/>
+        </w:rPr>
+        <w:t>address ]</w:t>
+      </w:r>
+      <w:proofErr w:type="gramEnd"/>
     </w:p>
     <w:p>
       <w:pPr>
@@ -23270,6 +24947,7 @@
         </w:rPr>
         <w:t>Shri/</w:t>
       </w:r>
+      <w:proofErr w:type="spellStart"/>
       <w:r>
         <w:rPr>
           <w:rFonts w:ascii="Arial" w:hAnsi="Arial" w:cs="Arial"/>
@@ -23279,6 +24957,7 @@
         </w:rPr>
         <w:t>Shrimati</w:t>
       </w:r>
+      <w:proofErr w:type="spellEnd"/>
       <w:r>
         <w:rPr>
           <w:rFonts w:ascii="Arial" w:hAnsi="Arial" w:cs="Arial"/>
@@ -23293,8 +24972,18 @@
           <w:sz w:val="22"/>
           <w:szCs w:val="22"/>
         </w:rPr>
-        <w:t>Motilal Meher</w:t>
-      </w:r>
+        <w:t xml:space="preserve">Motilal </w:t>
+      </w:r>
+      <w:proofErr w:type="spellStart"/>
+      <w:r>
+        <w:rPr>
+          <w:rFonts w:ascii="Arial" w:hAnsi="Arial" w:cs="Arial"/>
+          <w:sz w:val="22"/>
+          <w:szCs w:val="22"/>
+        </w:rPr>
+        <w:t>Meher</w:t>
+      </w:r>
+      <w:proofErr w:type="spellEnd"/>
       <w:r>
         <w:rPr>
           <w:rFonts w:ascii="Arial" w:hAnsi="Arial" w:cs="Arial"/>
@@ -23946,14 +25635,34 @@
                 <w:szCs w:val="22"/>
               </w:rPr>
             </w:pPr>
+            <w:proofErr w:type="spellStart"/>
             <w:r>
               <w:rPr>
                 <w:rFonts w:ascii="Arial" w:hAnsi="Arial" w:cs="Arial"/>
                 <w:sz w:val="22"/>
                 <w:szCs w:val="22"/>
               </w:rPr>
-              <w:t>Romanchal Meher</w:t>
+              <w:t>Romanchal</w:t>
             </w:r>
+            <w:proofErr w:type="spellEnd"/>
+            <w:r>
+              <w:rPr>
+                <w:rFonts w:ascii="Arial" w:hAnsi="Arial" w:cs="Arial"/>
+                <w:sz w:val="22"/>
+                <w:szCs w:val="22"/>
+              </w:rPr>
+              <w:t xml:space="preserve"> </w:t>
+            </w:r>
+            <w:proofErr w:type="spellStart"/>
+            <w:r>
+              <w:rPr>
+                <w:rFonts w:ascii="Arial" w:hAnsi="Arial" w:cs="Arial"/>
+                <w:sz w:val="22"/>
+                <w:szCs w:val="22"/>
+              </w:rPr>
+              <w:t>Meher</w:t>
+            </w:r>
+            <w:proofErr w:type="spellEnd"/>
           </w:p>
         </w:tc>
         <w:tc>
@@ -24262,8 +25971,18 @@
           <w:sz w:val="22"/>
           <w:szCs w:val="22"/>
         </w:rPr>
-        <w:t>Motilal Meher</w:t>
-      </w:r>
+        <w:t xml:space="preserve">Motilal </w:t>
+      </w:r>
+      <w:proofErr w:type="spellStart"/>
+      <w:r>
+        <w:rPr>
+          <w:rFonts w:ascii="Arial" w:hAnsi="Arial" w:cs="Arial"/>
+          <w:sz w:val="22"/>
+          <w:szCs w:val="22"/>
+        </w:rPr>
+        <w:t>Meher</w:t>
+      </w:r>
+      <w:proofErr w:type="spellEnd"/>
       <w:r>
         <w:rPr>
           <w:rFonts w:ascii="Arial" w:hAnsi="Arial" w:cs="Arial"/>
@@ -24335,8 +26054,18 @@
           <w:sz w:val="22"/>
           <w:szCs w:val="22"/>
         </w:rPr>
-        <w:t>……………..</w:t>
-      </w:r>
+        <w:t>…………</w:t>
+      </w:r>
+      <w:proofErr w:type="gramStart"/>
+      <w:r>
+        <w:rPr>
+          <w:rFonts w:ascii="Arial" w:hAnsi="Arial" w:cs="Arial"/>
+          <w:sz w:val="22"/>
+          <w:szCs w:val="22"/>
+        </w:rPr>
+        <w:t>…..</w:t>
+      </w:r>
+      <w:proofErr w:type="gramEnd"/>
     </w:p>
     <w:p>
       <w:pPr>
@@ -24376,16 +26105,26 @@
           <w:sz w:val="22"/>
           <w:szCs w:val="22"/>
         </w:rPr>
-        <w:t>………………………………………………………</w:t>
-      </w:r>
+        <w:t>……………………………………………………</w:t>
+      </w:r>
+      <w:proofErr w:type="gramStart"/>
       <w:r>
         <w:rPr>
           <w:rFonts w:ascii="Arial" w:hAnsi="Arial" w:cs="Arial"/>
           <w:sz w:val="22"/>
           <w:szCs w:val="22"/>
         </w:rPr>
+        <w:t>…</w:t>
+      </w:r>
+      <w:r>
+        <w:rPr>
+          <w:rFonts w:ascii="Arial" w:hAnsi="Arial" w:cs="Arial"/>
+          <w:sz w:val="22"/>
+          <w:szCs w:val="22"/>
+        </w:rPr>
         <w:t>..</w:t>
       </w:r>
+      <w:proofErr w:type="gramEnd"/>
       <w:r>
         <w:rPr>
           <w:rFonts w:ascii="Arial" w:hAnsi="Arial" w:cs="Arial"/>
@@ -24474,15 +26213,33 @@
           <w:sz w:val="22"/>
           <w:szCs w:val="22"/>
         </w:rPr>
-        <w:t>Data Scienti</w:t>
-      </w:r>
+        <w:t xml:space="preserve">Data </w:t>
+      </w:r>
+      <w:proofErr w:type="gramStart"/>
       <w:r>
         <w:rPr>
           <w:rFonts w:ascii="Arial" w:hAnsi="Arial" w:cs="Arial"/>
           <w:sz w:val="22"/>
           <w:szCs w:val="22"/>
         </w:rPr>
-        <w:t>st(Paytm)</w:t>
+        <w:t>Scienti</w:t>
+      </w:r>
+      <w:r>
+        <w:rPr>
+          <w:rFonts w:ascii="Arial" w:hAnsi="Arial" w:cs="Arial"/>
+          <w:sz w:val="22"/>
+          <w:szCs w:val="22"/>
+        </w:rPr>
+        <w:t>st(</w:t>
+      </w:r>
+      <w:proofErr w:type="gramEnd"/>
+      <w:r>
+        <w:rPr>
+          <w:rFonts w:ascii="Arial" w:hAnsi="Arial" w:cs="Arial"/>
+          <w:sz w:val="22"/>
+          <w:szCs w:val="22"/>
+        </w:rPr>
+        <w:t>Paytm)</w:t>
       </w:r>
       <w:r>
         <w:rPr>
@@ -24615,36 +26372,33 @@
           <w:sz w:val="22"/>
           <w:szCs w:val="22"/>
         </w:rPr>
-        <w:t>Balram township, A-417, Talcher, Angul,Odisha,759148</w:t>
-      </w:r>
+        <w:t xml:space="preserve">Balram township, A-417, Talcher, </w:t>
+      </w:r>
+      <w:proofErr w:type="gramStart"/>
       <w:r>
         <w:rPr>
           <w:rFonts w:ascii="Arial" w:hAnsi="Arial" w:cs="Arial"/>
           <w:sz w:val="22"/>
           <w:szCs w:val="22"/>
         </w:rPr>
-        <w:t>…………..</w:t>
-      </w:r>
-    </w:p>
-    <w:p>
-      <w:pPr>
-        <w:tabs>
-          <w:tab w:val="left" w:pos="90"/>
-        </w:tabs>
-        <w:ind w:hanging="90"/>
+        <w:t>Angul,Odisha</w:t>
+      </w:r>
+      <w:proofErr w:type="gramEnd"/>
+      <w:r>
         <w:rPr>
           <w:rFonts w:ascii="Arial" w:hAnsi="Arial" w:cs="Arial"/>
           <w:sz w:val="22"/>
           <w:szCs w:val="22"/>
         </w:rPr>
-      </w:pPr>
+        <w:t>,759148</w:t>
+      </w:r>
       <w:r>
         <w:rPr>
           <w:rFonts w:ascii="Arial" w:hAnsi="Arial" w:cs="Arial"/>
           <w:sz w:val="22"/>
           <w:szCs w:val="22"/>
         </w:rPr>
-        <w:t>Village………………………………Thana……………………Sub Division……………………</w:t>
+        <w:t>…………..</w:t>
       </w:r>
     </w:p>
     <w:p>
@@ -24665,7 +26419,7 @@
           <w:sz w:val="22"/>
           <w:szCs w:val="22"/>
         </w:rPr>
-        <w:t>Post Office………………………….District…………………..State…………………………….</w:t>
+        <w:t>Village………………………………Thana……………………Sub Division……………………</w:t>
       </w:r>
     </w:p>
     <w:p>
@@ -24680,42 +26434,65 @@
           <w:szCs w:val="22"/>
         </w:rPr>
       </w:pPr>
-    </w:p>
-    <w:p>
-      <w:pPr>
-        <w:tabs>
-          <w:tab w:val="left" w:pos="90"/>
-        </w:tabs>
-        <w:ind w:hanging="90"/>
+      <w:r>
         <w:rPr>
           <w:rFonts w:ascii="Arial" w:hAnsi="Arial" w:cs="Arial"/>
           <w:sz w:val="22"/>
           <w:szCs w:val="22"/>
         </w:rPr>
-      </w:pPr>
-      <w:r>
+        <w:t>Post Office………………………….District…………………..State…………………………….</w:t>
+      </w:r>
+    </w:p>
+    <w:p>
+      <w:pPr>
+        <w:tabs>
+          <w:tab w:val="left" w:pos="90"/>
+        </w:tabs>
+        <w:ind w:hanging="90"/>
         <w:rPr>
           <w:rFonts w:ascii="Arial" w:hAnsi="Arial" w:cs="Arial"/>
           <w:sz w:val="22"/>
           <w:szCs w:val="22"/>
         </w:rPr>
-        <w:t>Place-</w:t>
-      </w:r>
-      <w:r>
+      </w:pPr>
+    </w:p>
+    <w:p>
+      <w:pPr>
+        <w:tabs>
+          <w:tab w:val="left" w:pos="90"/>
+        </w:tabs>
+        <w:ind w:hanging="90"/>
         <w:rPr>
           <w:rFonts w:ascii="Arial" w:hAnsi="Arial" w:cs="Arial"/>
           <w:sz w:val="22"/>
           <w:szCs w:val="22"/>
         </w:rPr>
-        <w:t xml:space="preserve"> </w:t>
-      </w:r>
+      </w:pPr>
       <w:r>
         <w:rPr>
           <w:rFonts w:ascii="Arial" w:hAnsi="Arial" w:cs="Arial"/>
           <w:sz w:val="22"/>
           <w:szCs w:val="22"/>
         </w:rPr>
-        <w:t>Noida</w:t>
+        <w:t>Place-</w:t>
+      </w:r>
+      <w:r>
+        <w:rPr>
+          <w:rFonts w:ascii="Arial" w:hAnsi="Arial" w:cs="Arial"/>
+          <w:sz w:val="22"/>
+          <w:szCs w:val="22"/>
+        </w:rPr>
+        <w:t xml:space="preserve"> </w:t>
+      </w:r>
+      <w:r>
+        <w:rPr>
+          <w:rFonts w:ascii="Calibri" w:hAnsi="Calibri"/>
+          <w:b/>
+          <w:sz w:val="20"/>
+          <w:szCs w:val="20"/>
+          <w:u w:val="single"/>
+        </w:rPr>
+        <w:t>Bangalore</w:t>
       </w:r>
       <w:r>
         <w:rPr>
@@ -25013,14 +26790,34 @@
         </w:rPr>
         <w:t xml:space="preserve">   </w:t>
       </w:r>
+      <w:proofErr w:type="spellStart"/>
       <w:r>
         <w:rPr>
           <w:rFonts w:ascii="Arial" w:hAnsi="Arial" w:cs="Arial"/>
           <w:sz w:val="20"/>
           <w:szCs w:val="20"/>
         </w:rPr>
-        <w:t>Nruparaj Meher</w:t>
-      </w:r>
+        <w:t>Nruparaj</w:t>
+      </w:r>
+      <w:proofErr w:type="spellEnd"/>
+      <w:r>
+        <w:rPr>
+          <w:rFonts w:ascii="Arial" w:hAnsi="Arial" w:cs="Arial"/>
+          <w:sz w:val="20"/>
+          <w:szCs w:val="20"/>
+        </w:rPr>
+        <w:t xml:space="preserve"> </w:t>
+      </w:r>
+      <w:proofErr w:type="spellStart"/>
+      <w:r>
+        <w:rPr>
+          <w:rFonts w:ascii="Arial" w:hAnsi="Arial" w:cs="Arial"/>
+          <w:sz w:val="20"/>
+          <w:szCs w:val="20"/>
+        </w:rPr>
+        <w:t>Meher</w:t>
+      </w:r>
+      <w:proofErr w:type="spellEnd"/>
     </w:p>
     <w:p>
       <w:pPr>
@@ -25047,8 +26844,20 @@
           <w:sz w:val="22"/>
           <w:szCs w:val="22"/>
         </w:rPr>
-        <w:t xml:space="preserve"> Talcher,Odisha</w:t>
-      </w:r>
+        <w:t xml:space="preserve"> </w:t>
+      </w:r>
+      <w:proofErr w:type="spellStart"/>
+      <w:proofErr w:type="gramStart"/>
+      <w:r>
+        <w:rPr>
+          <w:rFonts w:ascii="Arial" w:hAnsi="Arial" w:cs="Arial"/>
+          <w:sz w:val="22"/>
+          <w:szCs w:val="22"/>
+        </w:rPr>
+        <w:t>Talcher,Odisha</w:t>
+      </w:r>
+      <w:proofErr w:type="spellEnd"/>
+      <w:proofErr w:type="gramEnd"/>
     </w:p>
     <w:p>
       <w:pPr>
@@ -25302,8 +27111,18 @@
           <w:sz w:val="22"/>
           <w:szCs w:val="22"/>
         </w:rPr>
-        <w:t>……..</w:t>
-      </w:r>
+        <w:t>…</w:t>
+      </w:r>
+      <w:proofErr w:type="gramStart"/>
+      <w:r>
+        <w:rPr>
+          <w:rFonts w:ascii="Arial" w:hAnsi="Arial" w:cs="Arial"/>
+          <w:sz w:val="22"/>
+          <w:szCs w:val="22"/>
+        </w:rPr>
+        <w:t>…..</w:t>
+      </w:r>
+      <w:proofErr w:type="gramEnd"/>
       <w:r>
         <w:rPr>
           <w:rFonts w:ascii="Arial" w:hAnsi="Arial" w:cs="Arial"/>
@@ -25766,7 +27585,23 @@
           <w:rFonts w:ascii="Verdana" w:hAnsi="Verdana"/>
           <w:sz w:val="20"/>
         </w:rPr>
-        <w:t>Declaration and Nomination Form under the Employees Provident Fund &amp; Employees Pension Scheme</w:t>
+        <w:t xml:space="preserve">Declaration and Nomination Form under the Employees Provident Fund &amp; </w:t>
+      </w:r>
+      <w:proofErr w:type="spellStart"/>
+      <w:r>
+        <w:rPr>
+          <w:rFonts w:ascii="Verdana" w:hAnsi="Verdana"/>
+          <w:sz w:val="20"/>
+        </w:rPr>
+        <w:t>Employees</w:t>
+      </w:r>
+      <w:proofErr w:type="spellEnd"/>
+      <w:r>
+        <w:rPr>
+          <w:rFonts w:ascii="Verdana" w:hAnsi="Verdana"/>
+          <w:sz w:val="20"/>
+        </w:rPr>
+        <w:t xml:space="preserve"> Pension Scheme</w:t>
       </w:r>
     </w:p>
     <w:p>
@@ -25778,7 +27613,15 @@
         <w:spacing w:after="0"/>
       </w:pPr>
       <w:r>
-        <w:t>(Paragraph 33 and 61 (1) of the Employees Provident Fund Scheme, 1952 &amp; Paragraph 18 of the Employees Pension Scheme, 1995)</w:t>
+        <w:t xml:space="preserve">(Paragraph 33 and 61 (1) of the Employees Provident Fund Scheme, 1952 &amp; Paragraph 18 of the </w:t>
+      </w:r>
+      <w:proofErr w:type="spellStart"/>
+      <w:r>
+        <w:t>Employees</w:t>
+      </w:r>
+      <w:proofErr w:type="spellEnd"/>
+      <w:r>
+        <w:t xml:space="preserve"> Pension Scheme, 1995)</w:t>
       </w:r>
     </w:p>
     <w:p>
@@ -25790,12 +27633,22 @@
       <w:r>
         <w:t>1. Name</w:t>
       </w:r>
+      <w:proofErr w:type="gramStart"/>
       <w:r>
         <w:tab/>
       </w:r>
       <w:r>
-        <w:t xml:space="preserve">  Motilal Meher</w:t>
-      </w:r>
+        <w:t xml:space="preserve">  Motilal</w:t>
+      </w:r>
+      <w:proofErr w:type="gramEnd"/>
+      <w:r>
+        <w:t xml:space="preserve"> </w:t>
+      </w:r>
+      <w:proofErr w:type="spellStart"/>
+      <w:r>
+        <w:t>Meher</w:t>
+      </w:r>
+      <w:proofErr w:type="spellEnd"/>
     </w:p>
     <w:p>
       <w:pPr>
@@ -25973,8 +27826,21 @@
         <w:t>2. S/o, W/o, D/o Name</w:t>
       </w:r>
       <w:r>
-        <w:t xml:space="preserve">     Romanchal Meher</w:t>
-      </w:r>
+        <w:t xml:space="preserve">     </w:t>
+      </w:r>
+      <w:proofErr w:type="spellStart"/>
+      <w:r>
+        <w:t>Romanchal</w:t>
+      </w:r>
+      <w:proofErr w:type="spellEnd"/>
+      <w:r>
+        <w:t xml:space="preserve"> </w:t>
+      </w:r>
+      <w:proofErr w:type="spellStart"/>
+      <w:r>
+        <w:t>Meher</w:t>
+      </w:r>
+      <w:proofErr w:type="spellEnd"/>
     </w:p>
     <w:p>
       <w:pPr>
@@ -25996,7 +27862,11 @@
         <w:t>_______________</w:t>
       </w:r>
       <w:r>
-        <w:t>4. Sex_____</w:t>
+        <w:t xml:space="preserve">4. </w:t>
+      </w:r>
+      <w:proofErr w:type="spellStart"/>
+      <w:r>
+        <w:t>Sex_____</w:t>
       </w:r>
       <w:r>
         <w:rPr>
@@ -26004,6 +27874,7 @@
         </w:rPr>
         <w:t>Male</w:t>
       </w:r>
+      <w:proofErr w:type="spellEnd"/>
       <w:r>
         <w:rPr>
           <w:u w:val="single"/>
@@ -26695,9 +28566,19 @@
                 <w:tab w:val="left" w:pos="90"/>
               </w:tabs>
             </w:pPr>
+            <w:proofErr w:type="spellStart"/>
             <w:r>
-              <w:t>Romanchal Meher</w:t>
+              <w:t>Romanchal</w:t>
             </w:r>
+            <w:proofErr w:type="spellEnd"/>
+            <w:r>
+              <w:t xml:space="preserve"> </w:t>
+            </w:r>
+            <w:proofErr w:type="spellStart"/>
+            <w:r>
+              <w:t>Meher</w:t>
+            </w:r>
+            <w:proofErr w:type="spellEnd"/>
           </w:p>
         </w:tc>
         <w:tc>
@@ -26711,7 +28592,17 @@
               </w:tabs>
             </w:pPr>
             <w:r>
-              <w:t>Balram township, A-417, Talcher, Angul,Odisha, 759148</w:t>
+              <w:t xml:space="preserve">Balram township, A-417, Talcher, </w:t>
+            </w:r>
+            <w:proofErr w:type="spellStart"/>
+            <w:proofErr w:type="gramStart"/>
+            <w:r>
+              <w:t>Angul,Odisha</w:t>
+            </w:r>
+            <w:proofErr w:type="spellEnd"/>
+            <w:proofErr w:type="gramEnd"/>
+            <w:r>
+              <w:t>, 759148</w:t>
             </w:r>
           </w:p>
         </w:tc>
@@ -27887,9 +29778,19 @@
                 <w:tab w:val="left" w:pos="90"/>
               </w:tabs>
             </w:pPr>
+            <w:proofErr w:type="spellStart"/>
             <w:r>
-              <w:t>Romanchal Meher</w:t>
+              <w:t>Romanchal</w:t>
             </w:r>
+            <w:proofErr w:type="spellEnd"/>
+            <w:r>
+              <w:t xml:space="preserve"> </w:t>
+            </w:r>
+            <w:proofErr w:type="spellStart"/>
+            <w:r>
+              <w:t>Meher</w:t>
+            </w:r>
+            <w:proofErr w:type="spellEnd"/>
           </w:p>
         </w:tc>
         <w:tc>
@@ -27903,7 +29804,17 @@
               </w:tabs>
             </w:pPr>
             <w:r>
-              <w:t>Balram township, A-417, Talcher, Angul,Odisha, 759148</w:t>
+              <w:t xml:space="preserve">Balram township, A-417, Talcher, </w:t>
+            </w:r>
+            <w:proofErr w:type="spellStart"/>
+            <w:proofErr w:type="gramStart"/>
+            <w:r>
+              <w:t>Angul,Odisha</w:t>
+            </w:r>
+            <w:proofErr w:type="spellEnd"/>
+            <w:proofErr w:type="gramEnd"/>
+            <w:r>
+              <w:t>, 759148</w:t>
             </w:r>
           </w:p>
         </w:tc>
@@ -28219,7 +30130,21 @@
         <w:rPr>
           <w:u w:val="single"/>
         </w:rPr>
-        <w:t>Certified that I have no family as defined in Para 2 (vii) of Employees’ Pension Sheme, 1995 and should I acquire a family hereafter I shall furnish particulars thereon in the above form.</w:t>
+        <w:t xml:space="preserve">Certified that I have no family as defined in Para 2 (vii) of Employees’ Pension </w:t>
+      </w:r>
+      <w:proofErr w:type="spellStart"/>
+      <w:r>
+        <w:rPr>
+          <w:u w:val="single"/>
+        </w:rPr>
+        <w:t>Sheme</w:t>
+      </w:r>
+      <w:proofErr w:type="spellEnd"/>
+      <w:r>
+        <w:rPr>
+          <w:u w:val="single"/>
+        </w:rPr>
+        <w:t>, 1995 and should I acquire a family hereafter I shall furnish particulars thereon in the above form.</w:t>
       </w:r>
     </w:p>
     <w:p>
@@ -28237,7 +30162,15 @@
         </w:r>
       </w:smartTag>
       <w:r>
-        <w:t xml:space="preserve"> 16 2(a) (i) &amp; (ii) in event of my death without leaving any eligible family member for receiving pension.</w:t>
+        <w:t xml:space="preserve"> 16 2(a) (</w:t>
+      </w:r>
+      <w:proofErr w:type="spellStart"/>
+      <w:r>
+        <w:t>i</w:t>
+      </w:r>
+      <w:proofErr w:type="spellEnd"/>
+      <w:r>
+        <w:t>) &amp; (ii) in event of my death without leaving any eligible family member for receiving pension.</w:t>
       </w:r>
     </w:p>
     <w:p>
@@ -28417,9 +30350,19 @@
                 <w:tab w:val="left" w:pos="90"/>
               </w:tabs>
             </w:pPr>
+            <w:proofErr w:type="spellStart"/>
             <w:r>
-              <w:t>Romanchal Meher</w:t>
+              <w:t>Romanchal</w:t>
             </w:r>
+            <w:proofErr w:type="spellEnd"/>
+            <w:r>
+              <w:t xml:space="preserve"> </w:t>
+            </w:r>
+            <w:proofErr w:type="spellStart"/>
+            <w:r>
+              <w:t>Meher</w:t>
+            </w:r>
+            <w:proofErr w:type="spellEnd"/>
           </w:p>
         </w:tc>
         <w:tc>
@@ -28746,8 +30689,13 @@
           <w:tab w:val="left" w:pos="90"/>
         </w:tabs>
       </w:pPr>
-      <w:r>
-        <w:t xml:space="preserve">Date : </w:t>
+      <w:proofErr w:type="gramStart"/>
+      <w:r>
+        <w:t>Date :</w:t>
+      </w:r>
+      <w:proofErr w:type="gramEnd"/>
+      <w:r>
+        <w:t xml:space="preserve"> </w:t>
       </w:r>
       <w:r>
         <w:rPr>
@@ -28920,8 +30868,13 @@
         </mc:AlternateContent>
       </w:r>
       <w:r>
-        <w:t>Motilal Meher</w:t>
-      </w:r>
+        <w:t xml:space="preserve">Motilal </w:t>
+      </w:r>
+      <w:proofErr w:type="spellStart"/>
+      <w:r>
+        <w:t>Meher</w:t>
+      </w:r>
+      <w:proofErr w:type="spellEnd"/>
     </w:p>
     <w:p>
       <w:pPr>
@@ -29327,8 +31280,16 @@
         <w:rPr>
           <w:b/>
         </w:rPr>
-        <w:t>Employees’ Provident Fund Organisation</w:t>
-      </w:r>
+        <w:t xml:space="preserve">Employees’ Provident Fund </w:t>
+      </w:r>
+      <w:proofErr w:type="spellStart"/>
+      <w:r>
+        <w:rPr>
+          <w:b/>
+        </w:rPr>
+        <w:t>Organisation</w:t>
+      </w:r>
+      <w:proofErr w:type="spellEnd"/>
     </w:p>
     <w:p>
       <w:r>
@@ -29376,8 +31337,13 @@
           </w:tcPr>
           <w:p>
             <w:r>
-              <w:t>Motilal Meher</w:t>
+              <w:t xml:space="preserve">Motilal </w:t>
             </w:r>
+            <w:proofErr w:type="spellStart"/>
+            <w:r>
+              <w:t>Meher</w:t>
+            </w:r>
+            <w:proofErr w:type="spellEnd"/>
           </w:p>
         </w:tc>
       </w:tr>
@@ -29424,9 +31390,19 @@
             <w:tcW w:w="4111" w:type="dxa"/>
           </w:tcPr>
           <w:p>
+            <w:proofErr w:type="spellStart"/>
             <w:r>
-              <w:t>Romanchal Meher</w:t>
+              <w:t>Romanchal</w:t>
             </w:r>
+            <w:proofErr w:type="spellEnd"/>
+            <w:r>
+              <w:t xml:space="preserve"> </w:t>
+            </w:r>
+            <w:proofErr w:type="spellStart"/>
+            <w:r>
+              <w:t>Meher</w:t>
+            </w:r>
+            <w:proofErr w:type="spellEnd"/>
           </w:p>
         </w:tc>
       </w:tr>
@@ -30186,7 +32162,7 @@
           <w:szCs w:val="20"/>
           <w:u w:val="single"/>
         </w:rPr>
-        <w:t>Noida</w:t>
+        <w:t>Bangalore</w:t>
       </w:r>
       <w:r>
         <w:rPr>
@@ -30272,8 +32248,20 @@
           <w:szCs w:val="20"/>
           <w:u w:val="single"/>
         </w:rPr>
-        <w:t>Motilal Meher</w:t>
-      </w:r>
+        <w:t xml:space="preserve">Motilal </w:t>
+      </w:r>
+      <w:proofErr w:type="spellStart"/>
+      <w:r>
+        <w:rPr>
+          <w:rFonts w:ascii="Calibri" w:hAnsi="Calibri"/>
+          <w:b/>
+          <w:sz w:val="20"/>
+          <w:szCs w:val="20"/>
+          <w:u w:val="single"/>
+        </w:rPr>
+        <w:t>Meher</w:t>
+      </w:r>
+      <w:proofErr w:type="spellEnd"/>
       <w:r>
         <w:rPr>
           <w:rFonts w:ascii="Calibri" w:hAnsi="Calibri"/>
